--- a/Cyber_Threat_Intelligence.docx
+++ b/Cyber_Threat_Intelligence.docx
@@ -3198,9 +3198,7 @@
           <w:sz w:val="48"/>
         </w:rPr>
         <w:sectPr>
-          <w:headerReference w:type="default" r:id="rId11"/>
-          <w:headerReference w:type="first" r:id="rId12"/>
-          <w:footerReference w:type="first" r:id="rId13"/>
+          <w:footerReference w:type="first" r:id="rId11"/>
           <w:pgSz w:w="12240" w:h="15840"/>
           <w:pgMar w:top="1460" w:right="1080" w:bottom="1240" w:left="1080" w:header="0" w:footer="1054" w:gutter="0"/>
           <w:cols w:space="720"/>
@@ -3817,9 +3815,7 @@
         <w:pStyle w:val="TOC2"/>
         <w:ind w:left="720"/>
         <w:sectPr>
-          <w:headerReference w:type="default" r:id="rId14"/>
-          <w:headerReference w:type="first" r:id="rId15"/>
-          <w:footerReference w:type="first" r:id="rId16"/>
+          <w:footerReference w:type="first" r:id="rId12"/>
           <w:pgSz w:w="12240" w:h="15840"/>
           <w:pgMar w:top="1460" w:right="1080" w:bottom="1240" w:left="1080" w:header="0" w:footer="1008" w:gutter="0"/>
           <w:cols w:space="720"/>
@@ -5927,10 +5923,8 @@
           <w:tab w:val="left" w:pos="3624"/>
         </w:tabs>
         <w:sectPr>
-          <w:headerReference w:type="default" r:id="rId17"/>
-          <w:footerReference w:type="default" r:id="rId18"/>
-          <w:headerReference w:type="first" r:id="rId19"/>
-          <w:footerReference w:type="first" r:id="rId20"/>
+          <w:footerReference w:type="default" r:id="rId13"/>
+          <w:footerReference w:type="first" r:id="rId14"/>
           <w:pgSz w:w="12240" w:h="15840"/>
           <w:pgMar w:top="1820" w:right="1080" w:bottom="1240" w:left="1080" w:header="0" w:footer="1054" w:gutter="0"/>
           <w:cols w:space="720"/>
@@ -7066,7 +7060,7 @@
                     <pic:cNvPicPr/>
                   </pic:nvPicPr>
                   <pic:blipFill>
-                    <a:blip r:embed="rId21">
+                    <a:blip r:embed="rId15">
                       <a:extLst>
                         <a:ext uri="{28A0092B-C50C-407E-A947-70E740481C1C}">
                           <a14:useLocalDpi xmlns:a14="http://schemas.microsoft.com/office/drawing/2010/main" val="0"/>
@@ -7196,7 +7190,7 @@
                     <pic:cNvPicPr/>
                   </pic:nvPicPr>
                   <pic:blipFill>
-                    <a:blip r:embed="rId22">
+                    <a:blip r:embed="rId16">
                       <a:extLst>
                         <a:ext uri="{28A0092B-C50C-407E-A947-70E740481C1C}">
                           <a14:useLocalDpi xmlns:a14="http://schemas.microsoft.com/office/drawing/2010/main" val="0"/>
@@ -7380,7 +7374,7 @@
                     <pic:cNvPicPr/>
                   </pic:nvPicPr>
                   <pic:blipFill>
-                    <a:blip r:embed="rId23"/>
+                    <a:blip r:embed="rId17"/>
                     <a:stretch>
                       <a:fillRect/>
                     </a:stretch>
@@ -7491,7 +7485,7 @@
                     <pic:cNvPicPr/>
                   </pic:nvPicPr>
                   <pic:blipFill>
-                    <a:blip r:embed="rId24"/>
+                    <a:blip r:embed="rId18"/>
                     <a:stretch>
                       <a:fillRect/>
                     </a:stretch>
@@ -7821,8 +7815,7 @@
           <w:szCs w:val="32"/>
         </w:rPr>
         <w:sectPr>
-          <w:headerReference w:type="default" r:id="rId25"/>
-          <w:headerReference w:type="first" r:id="rId26"/>
+          <w:headerReference w:type="first" r:id="rId19"/>
           <w:pgSz w:w="12240" w:h="15840"/>
           <w:pgMar w:top="1400" w:right="1080" w:bottom="1240" w:left="1080" w:header="0" w:footer="1054" w:gutter="0"/>
           <w:cols w:space="720"/>
@@ -8004,7 +7997,7 @@
                     </pic:cNvPicPr>
                   </pic:nvPicPr>
                   <pic:blipFill>
-                    <a:blip r:embed="rId27">
+                    <a:blip r:embed="rId20">
                       <a:extLst>
                         <a:ext uri="{28A0092B-C50C-407E-A947-70E740481C1C}">
                           <a14:useLocalDpi xmlns:a14="http://schemas.microsoft.com/office/drawing/2010/main" val="0"/>
@@ -8043,7 +8036,6 @@
         </w:tabs>
         <w:ind w:left="720"/>
         <w:sectPr>
-          <w:headerReference w:type="default" r:id="rId28"/>
           <w:pgSz w:w="12240" w:h="15840"/>
           <w:pgMar w:top="1400" w:right="1080" w:bottom="1240" w:left="1080" w:header="0" w:footer="1054" w:gutter="0"/>
           <w:cols w:space="720"/>
@@ -8216,9 +8208,9 @@
           <w:szCs w:val="28"/>
         </w:rPr>
         <w:sectPr>
-          <w:headerReference w:type="default" r:id="rId29"/>
-          <w:headerReference w:type="first" r:id="rId30"/>
-          <w:footerReference w:type="first" r:id="rId31"/>
+          <w:headerReference w:type="default" r:id="rId21"/>
+          <w:headerReference w:type="first" r:id="rId22"/>
+          <w:footerReference w:type="first" r:id="rId23"/>
           <w:pgSz w:w="12240" w:h="15840"/>
           <w:pgMar w:top="1440" w:right="1440" w:bottom="1440" w:left="1440" w:header="0" w:footer="1054" w:gutter="0"/>
           <w:cols w:space="720"/>
@@ -8231,7 +8223,7 @@
           <w:noProof/>
         </w:rPr>
         <w:drawing>
-          <wp:anchor distT="0" distB="0" distL="114300" distR="114300" simplePos="0" relativeHeight="251639808" behindDoc="0" locked="0" layoutInCell="1" allowOverlap="1" wp14:anchorId="523E1D0C" wp14:editId="1F2A3559">
+          <wp:anchor distT="0" distB="0" distL="114300" distR="114300" simplePos="0" relativeHeight="251639808" behindDoc="0" locked="0" layoutInCell="1" allowOverlap="1" wp14:anchorId="523E1D0C" wp14:editId="6DB20DE2">
             <wp:simplePos x="0" y="0"/>
             <wp:positionH relativeFrom="column">
               <wp:posOffset>0</wp:posOffset>
@@ -8256,7 +8248,7 @@
                     </pic:cNvPicPr>
                   </pic:nvPicPr>
                   <pic:blipFill>
-                    <a:blip r:embed="rId32" cstate="print">
+                    <a:blip r:embed="rId24" cstate="print">
                       <a:extLst>
                         <a:ext uri="{28A0092B-C50C-407E-A947-70E740481C1C}">
                           <a14:useLocalDpi xmlns:a14="http://schemas.microsoft.com/office/drawing/2010/main" val="0"/>
@@ -8350,7 +8342,7 @@
           </mc:Choice>
           <mc:Fallback>
             <w:pict>
-              <v:rect w14:anchorId="3C9232F2" id="Rectangle 14" o:spid="_x0000_s1026" style="width:24pt;height:24pt;visibility:visible;mso-wrap-style:square;mso-left-percent:-10001;mso-top-percent:-10001;mso-position-horizontal:absolute;mso-position-horizontal-relative:char;mso-position-vertical:absolute;mso-position-vertical-relative:line;mso-left-percent:-10001;mso-top-percent:-10001;v-text-anchor:top" o:gfxdata="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" filled="f" stroked="f">
+              <v:rect w14:anchorId="5BB64579" id="Rectangle 14" o:spid="_x0000_s1026" style="width:24pt;height:24pt;visibility:visible;mso-wrap-style:square;mso-left-percent:-10001;mso-top-percent:-10001;mso-position-horizontal:absolute;mso-position-horizontal-relative:char;mso-position-vertical:absolute;mso-position-vertical-relative:line;mso-left-percent:-10001;mso-top-percent:-10001;v-text-anchor:top" o:gfxdata="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" filled="f" stroked="f">
                 <o:lock v:ext="edit" aspectratio="t"/>
                 <w10:anchorlock/>
               </v:rect>
@@ -8995,8 +8987,7 @@
           <w:sz w:val="20"/>
         </w:rPr>
         <w:sectPr>
-          <w:headerReference w:type="default" r:id="rId33"/>
-          <w:footerReference w:type="default" r:id="rId34"/>
+          <w:footerReference w:type="default" r:id="rId25"/>
           <w:pgSz w:w="12240" w:h="15840"/>
           <w:pgMar w:top="1440" w:right="1440" w:bottom="1440" w:left="1440" w:header="0" w:footer="1152" w:gutter="0"/>
           <w:cols w:space="720"/>
@@ -9192,7 +9183,7 @@
       <w:r>
         <w:t xml:space="preserve"> </w:t>
       </w:r>
-      <w:hyperlink r:id="rId35" w:tgtFrame="_new" w:history="1">
+      <w:hyperlink r:id="rId26" w:tgtFrame="_new" w:history="1">
         <w:r>
           <w:rPr>
             <w:rStyle w:val="Hyperlink"/>
@@ -9234,7 +9225,7 @@
         </w:rPr>
         <w:t xml:space="preserve">  </w:t>
       </w:r>
-      <w:hyperlink r:id="rId36" w:tgtFrame="_new" w:history="1">
+      <w:hyperlink r:id="rId27" w:tgtFrame="_new" w:history="1">
         <w:r>
           <w:rPr>
             <w:rStyle w:val="Hyperlink"/>
@@ -9276,7 +9267,7 @@
         </w:rPr>
         <w:t xml:space="preserve">  </w:t>
       </w:r>
-      <w:hyperlink r:id="rId37" w:tgtFrame="_new" w:history="1">
+      <w:hyperlink r:id="rId28" w:tgtFrame="_new" w:history="1">
         <w:r>
           <w:rPr>
             <w:rStyle w:val="Hyperlink"/>
@@ -9318,7 +9309,7 @@
         </w:rPr>
         <w:t xml:space="preserve">  </w:t>
       </w:r>
-      <w:hyperlink r:id="rId38" w:tgtFrame="_new" w:history="1">
+      <w:hyperlink r:id="rId29" w:tgtFrame="_new" w:history="1">
         <w:r>
           <w:rPr>
             <w:rStyle w:val="Hyperlink"/>
@@ -9360,7 +9351,7 @@
         </w:rPr>
         <w:t xml:space="preserve">  </w:t>
       </w:r>
-      <w:hyperlink r:id="rId39" w:tgtFrame="_new" w:history="1">
+      <w:hyperlink r:id="rId30" w:tgtFrame="_new" w:history="1">
         <w:r>
           <w:rPr>
             <w:rStyle w:val="Hyperlink"/>
@@ -9402,7 +9393,7 @@
         </w:rPr>
         <w:t xml:space="preserve">  </w:t>
       </w:r>
-      <w:hyperlink r:id="rId40" w:tgtFrame="_new" w:history="1">
+      <w:hyperlink r:id="rId31" w:tgtFrame="_new" w:history="1">
         <w:r>
           <w:rPr>
             <w:rStyle w:val="Hyperlink"/>
@@ -9444,7 +9435,7 @@
         </w:rPr>
         <w:t xml:space="preserve">  </w:t>
       </w:r>
-      <w:hyperlink r:id="rId41" w:tgtFrame="_new" w:history="1">
+      <w:hyperlink r:id="rId32" w:tgtFrame="_new" w:history="1">
         <w:r>
           <w:rPr>
             <w:rStyle w:val="Hyperlink"/>
@@ -9486,7 +9477,7 @@
         </w:rPr>
         <w:t xml:space="preserve">  </w:t>
       </w:r>
-      <w:hyperlink r:id="rId42" w:tgtFrame="_new" w:history="1">
+      <w:hyperlink r:id="rId33" w:tgtFrame="_new" w:history="1">
         <w:r>
           <w:rPr>
             <w:rStyle w:val="Hyperlink"/>
@@ -9528,7 +9519,7 @@
         </w:rPr>
         <w:t xml:space="preserve">  </w:t>
       </w:r>
-      <w:hyperlink r:id="rId43" w:tgtFrame="_new" w:history="1">
+      <w:hyperlink r:id="rId34" w:tgtFrame="_new" w:history="1">
         <w:r>
           <w:rPr>
             <w:rStyle w:val="Hyperlink"/>
@@ -9570,7 +9561,7 @@
         </w:rPr>
         <w:t xml:space="preserve">  </w:t>
       </w:r>
-      <w:hyperlink r:id="rId44" w:tgtFrame="_new" w:history="1">
+      <w:hyperlink r:id="rId35" w:tgtFrame="_new" w:history="1">
         <w:r>
           <w:rPr>
             <w:rStyle w:val="Hyperlink"/>
@@ -9693,10 +9684,9 @@
       </w:pPr>
     </w:p>
     <w:sectPr>
-      <w:headerReference w:type="default" r:id="rId45"/>
-      <w:footerReference w:type="default" r:id="rId46"/>
-      <w:headerReference w:type="first" r:id="rId47"/>
-      <w:footerReference w:type="first" r:id="rId48"/>
+      <w:headerReference w:type="default" r:id="rId36"/>
+      <w:footerReference w:type="default" r:id="rId37"/>
+      <w:footerReference w:type="first" r:id="rId38"/>
       <w:pgSz w:w="12240" w:h="15840"/>
       <w:pgMar w:top="1820" w:right="1080" w:bottom="1240" w:left="1080" w:header="0" w:footer="1296" w:gutter="0"/>
       <w:cols w:space="720"/>
@@ -10046,19 +10036,32 @@
 </w:hdr>
 </file>
 
-<file path=word/header10.xml><?xml version="1.0" encoding="utf-8"?>
+<file path=word/header2.xml><?xml version="1.0" encoding="utf-8"?>
 <w:hdr xmlns:wpc="http://schemas.microsoft.com/office/word/2010/wordprocessingCanvas" xmlns:cx="http://schemas.microsoft.com/office/drawing/2014/chartex" xmlns:cx1="http://schemas.microsoft.com/office/drawing/2015/9/8/chartex" xmlns:cx2="http://schemas.microsoft.com/office/drawing/2015/10/21/chartex" xmlns:cx3="http://schemas.microsoft.com/office/drawing/2016/5/9/chartex" xmlns:cx4="http://schemas.microsoft.com/office/drawing/2016/5/10/chartex" xmlns:cx5="http://schemas.microsoft.com/office/drawing/2016/5/11/chartex" xmlns:cx6="http://schemas.microsoft.com/office/drawing/2016/5/12/chartex" xmlns:cx7="http://schemas.microsoft.com/office/drawing/2016/5/13/chartex" xmlns:cx8="http://schemas.microsoft.com/office/drawing/2016/5/14/chartex" xmlns:mc="http://schemas.openxmlformats.org/markup-compatibility/2006" xmlns:aink="http://schemas.microsoft.com/office/drawing/2016/ink" xmlns:am3d="http://schemas.microsoft.com/office/drawing/2017/model3d" xmlns:o="urn:schemas-microsoft-com:office:office" xmlns:oel="http://schemas.microsoft.com/office/2019/extlst" xmlns:r="http://schemas.openxmlformats.org/officeDocument/2006/relationships" xmlns:m="http://schemas.openxmlformats.org/officeDocument/2006/math" xmlns:v="urn:schemas-microsoft-com:vml" xmlns:wp14="http://schemas.microsoft.com/office/word/2010/wordprocessingDrawing" xmlns:wp="http://schemas.openxmlformats.org/drawingml/2006/wordprocessingDrawing" xmlns:w10="urn:schemas-microsoft-com:office:word" xmlns:w="http://schemas.openxmlformats.org/wordprocessingml/2006/main" xmlns:w14="http://schemas.microsoft.com/office/word/2010/wordml" xmlns:w15="http://schemas.microsoft.com/office/word/2012/wordml" xmlns:w16cex="http://schemas.microsoft.com/office/word/2018/wordml/cex" xmlns:w16cid="http://schemas.microsoft.com/office/word/2016/wordml/cid" xmlns:w16="http://schemas.microsoft.com/office/word/2018/wordml" xmlns:w16du="http://schemas.microsoft.com/office/word/2023/wordml/word16du" xmlns:w16sdtdh="http://schemas.microsoft.com/office/word/2020/wordml/sdtdatahash" xmlns:w16sdtfl="http://schemas.microsoft.com/office/word/2024/wordml/sdtformatlock" xmlns:w16se="http://schemas.microsoft.com/office/word/2015/wordml/symex" xmlns:wpg="http://schemas.microsoft.com/office/word/2010/wordprocessingGroup" xmlns:wpi="http://schemas.microsoft.com/office/word/2010/wordprocessingInk" xmlns:wne="http://schemas.microsoft.com/office/word/2006/wordml" xmlns:wps="http://schemas.microsoft.com/office/word/2010/wordprocessingShape" mc:Ignorable="w14 w15 w16se w16cid w16 w16cex w16sdtdh w16sdtfl w16du wp14">
   <w:p>
     <w:pPr>
       <w:pStyle w:val="Header"/>
     </w:pPr>
     <w:r>
+      <w:t xml:space="preserve">                                                                                                                                                                        </w:t>
+    </w:r>
+  </w:p>
+</w:hdr>
+</file>
+
+<file path=word/header3.xml><?xml version="1.0" encoding="utf-8"?>
+<w:hdr xmlns:wpc="http://schemas.microsoft.com/office/word/2010/wordprocessingCanvas" xmlns:cx="http://schemas.microsoft.com/office/drawing/2014/chartex" xmlns:cx1="http://schemas.microsoft.com/office/drawing/2015/9/8/chartex" xmlns:cx2="http://schemas.microsoft.com/office/drawing/2015/10/21/chartex" xmlns:cx3="http://schemas.microsoft.com/office/drawing/2016/5/9/chartex" xmlns:cx4="http://schemas.microsoft.com/office/drawing/2016/5/10/chartex" xmlns:cx5="http://schemas.microsoft.com/office/drawing/2016/5/11/chartex" xmlns:cx6="http://schemas.microsoft.com/office/drawing/2016/5/12/chartex" xmlns:cx7="http://schemas.microsoft.com/office/drawing/2016/5/13/chartex" xmlns:cx8="http://schemas.microsoft.com/office/drawing/2016/5/14/chartex" xmlns:mc="http://schemas.openxmlformats.org/markup-compatibility/2006" xmlns:aink="http://schemas.microsoft.com/office/drawing/2016/ink" xmlns:am3d="http://schemas.microsoft.com/office/drawing/2017/model3d" xmlns:o="urn:schemas-microsoft-com:office:office" xmlns:oel="http://schemas.microsoft.com/office/2019/extlst" xmlns:r="http://schemas.openxmlformats.org/officeDocument/2006/relationships" xmlns:m="http://schemas.openxmlformats.org/officeDocument/2006/math" xmlns:v="urn:schemas-microsoft-com:vml" xmlns:wp14="http://schemas.microsoft.com/office/word/2010/wordprocessingDrawing" xmlns:wp="http://schemas.openxmlformats.org/drawingml/2006/wordprocessingDrawing" xmlns:w10="urn:schemas-microsoft-com:office:word" xmlns:w="http://schemas.openxmlformats.org/wordprocessingml/2006/main" xmlns:w14="http://schemas.microsoft.com/office/word/2010/wordml" xmlns:w15="http://schemas.microsoft.com/office/word/2012/wordml" xmlns:w16cex="http://schemas.microsoft.com/office/word/2018/wordml/cex" xmlns:w16cid="http://schemas.microsoft.com/office/word/2016/wordml/cid" xmlns:w16="http://schemas.microsoft.com/office/word/2018/wordml" xmlns:w16du="http://schemas.microsoft.com/office/word/2023/wordml/word16du" xmlns:w16sdtdh="http://schemas.microsoft.com/office/word/2020/wordml/sdtdatahash" xmlns:w16sdtfl="http://schemas.microsoft.com/office/word/2024/wordml/sdtformatlock" xmlns:w16se="http://schemas.microsoft.com/office/word/2015/wordml/symex" xmlns:wpg="http://schemas.microsoft.com/office/word/2010/wordprocessingGroup" xmlns:wpi="http://schemas.microsoft.com/office/word/2010/wordprocessingInk" xmlns:wne="http://schemas.microsoft.com/office/word/2006/wordml" xmlns:wps="http://schemas.microsoft.com/office/word/2010/wordprocessingShape" mc:Ignorable="w14 w15 w16se w16cid w16 w16cex w16sdtdh w16sdtfl w16du wp14">
+  <w:p>
+    <w:pPr>
+      <w:pStyle w:val="Header"/>
+    </w:pPr>
+    <w:r>
       <w:rPr>
         <w:noProof/>
         <w:sz w:val="20"/>
       </w:rPr>
       <w:drawing>
-        <wp:anchor distT="0" distB="0" distL="0" distR="0" simplePos="0" relativeHeight="251664384" behindDoc="0" locked="0" layoutInCell="1" allowOverlap="1" wp14:anchorId="3A95B053" wp14:editId="4AAF50CA">
+        <wp:anchor distT="0" distB="0" distL="0" distR="0" simplePos="0" relativeHeight="251661824" behindDoc="0" locked="0" layoutInCell="1" allowOverlap="1" wp14:anchorId="3A95B053" wp14:editId="4AAF50CA">
           <wp:simplePos x="0" y="0"/>
           <wp:positionH relativeFrom="page">
             <wp:posOffset>2791691</wp:posOffset>
@@ -10140,135 +10143,12 @@
 </w:hdr>
 </file>
 
-<file path=word/header11.xml><?xml version="1.0" encoding="utf-8"?>
+<file path=word/header4.xml><?xml version="1.0" encoding="utf-8"?>
 <w:hdr xmlns:wpc="http://schemas.microsoft.com/office/word/2010/wordprocessingCanvas" xmlns:cx="http://schemas.microsoft.com/office/drawing/2014/chartex" xmlns:cx1="http://schemas.microsoft.com/office/drawing/2015/9/8/chartex" xmlns:cx2="http://schemas.microsoft.com/office/drawing/2015/10/21/chartex" xmlns:cx3="http://schemas.microsoft.com/office/drawing/2016/5/9/chartex" xmlns:cx4="http://schemas.microsoft.com/office/drawing/2016/5/10/chartex" xmlns:cx5="http://schemas.microsoft.com/office/drawing/2016/5/11/chartex" xmlns:cx6="http://schemas.microsoft.com/office/drawing/2016/5/12/chartex" xmlns:cx7="http://schemas.microsoft.com/office/drawing/2016/5/13/chartex" xmlns:cx8="http://schemas.microsoft.com/office/drawing/2016/5/14/chartex" xmlns:mc="http://schemas.openxmlformats.org/markup-compatibility/2006" xmlns:aink="http://schemas.microsoft.com/office/drawing/2016/ink" xmlns:am3d="http://schemas.microsoft.com/office/drawing/2017/model3d" xmlns:o="urn:schemas-microsoft-com:office:office" xmlns:oel="http://schemas.microsoft.com/office/2019/extlst" xmlns:r="http://schemas.openxmlformats.org/officeDocument/2006/relationships" xmlns:m="http://schemas.openxmlformats.org/officeDocument/2006/math" xmlns:v="urn:schemas-microsoft-com:vml" xmlns:wp14="http://schemas.microsoft.com/office/word/2010/wordprocessingDrawing" xmlns:wp="http://schemas.openxmlformats.org/drawingml/2006/wordprocessingDrawing" xmlns:w10="urn:schemas-microsoft-com:office:word" xmlns:w="http://schemas.openxmlformats.org/wordprocessingml/2006/main" xmlns:w14="http://schemas.microsoft.com/office/word/2010/wordml" xmlns:w15="http://schemas.microsoft.com/office/word/2012/wordml" xmlns:w16cex="http://schemas.microsoft.com/office/word/2018/wordml/cex" xmlns:w16cid="http://schemas.microsoft.com/office/word/2016/wordml/cid" xmlns:w16="http://schemas.microsoft.com/office/word/2018/wordml" xmlns:w16du="http://schemas.microsoft.com/office/word/2023/wordml/word16du" xmlns:w16sdtdh="http://schemas.microsoft.com/office/word/2020/wordml/sdtdatahash" xmlns:w16sdtfl="http://schemas.microsoft.com/office/word/2024/wordml/sdtformatlock" xmlns:w16se="http://schemas.microsoft.com/office/word/2015/wordml/symex" xmlns:wpg="http://schemas.microsoft.com/office/word/2010/wordprocessingGroup" xmlns:wpi="http://schemas.microsoft.com/office/word/2010/wordprocessingInk" xmlns:wne="http://schemas.microsoft.com/office/word/2006/wordml" xmlns:wps="http://schemas.microsoft.com/office/word/2010/wordprocessingShape" mc:Ignorable="w14 w15 w16se w16cid w16 w16cex w16sdtdh w16sdtfl w16du wp14">
   <w:p>
     <w:pPr>
       <w:pStyle w:val="Header"/>
     </w:pPr>
-    <w:r>
-      <w:rPr>
-        <w:noProof/>
-        <w:sz w:val="20"/>
-      </w:rPr>
-      <w:drawing>
-        <wp:anchor distT="0" distB="0" distL="0" distR="0" simplePos="0" relativeHeight="251682816" behindDoc="1" locked="0" layoutInCell="1" allowOverlap="1" wp14:anchorId="0B4BCFF5" wp14:editId="2D45FEE7">
-          <wp:simplePos x="0" y="0"/>
-          <wp:positionH relativeFrom="page">
-            <wp:posOffset>2796540</wp:posOffset>
-          </wp:positionH>
-          <wp:positionV relativeFrom="page">
-            <wp:posOffset>129540</wp:posOffset>
-          </wp:positionV>
-          <wp:extent cx="2179318" cy="626745"/>
-          <wp:effectExtent l="0" t="0" r="0" b="1905"/>
-          <wp:wrapTopAndBottom/>
-          <wp:docPr id="496577957" name="Image 4"/>
-          <wp:cNvGraphicFramePr>
-            <a:graphicFrameLocks xmlns:a="http://schemas.openxmlformats.org/drawingml/2006/main"/>
-          </wp:cNvGraphicFramePr>
-          <a:graphic xmlns:a="http://schemas.openxmlformats.org/drawingml/2006/main">
-            <a:graphicData uri="http://schemas.openxmlformats.org/drawingml/2006/picture">
-              <pic:pic xmlns:pic="http://schemas.openxmlformats.org/drawingml/2006/picture">
-                <pic:nvPicPr>
-                  <pic:cNvPr id="4" name="Image 4"/>
-                  <pic:cNvPicPr/>
-                </pic:nvPicPr>
-                <pic:blipFill>
-                  <a:blip r:embed="rId1" cstate="print"/>
-                  <a:stretch>
-                    <a:fillRect/>
-                  </a:stretch>
-                </pic:blipFill>
-                <pic:spPr>
-                  <a:xfrm>
-                    <a:off x="0" y="0"/>
-                    <a:ext cx="2179318" cy="626745"/>
-                  </a:xfrm>
-                  <a:prstGeom prst="rect">
-                    <a:avLst/>
-                  </a:prstGeom>
-                </pic:spPr>
-              </pic:pic>
-            </a:graphicData>
-          </a:graphic>
-        </wp:anchor>
-      </w:drawing>
-    </w:r>
-    <w:r>
-      <w:tab/>
-    </w:r>
-  </w:p>
-  <w:p>
-    <w:pPr>
-      <w:pStyle w:val="Header"/>
-    </w:pPr>
-    <w:r>
-      <w:tab/>
-    </w:r>
-    <w:r>
-      <w:tab/>
-      <w:t xml:space="preserve">    5.Diagram</w:t>
-    </w:r>
-  </w:p>
-</w:hdr>
-</file>
-
-<file path=word/header12.xml><?xml version="1.0" encoding="utf-8"?>
-<w:hdr xmlns:wpc="http://schemas.microsoft.com/office/word/2010/wordprocessingCanvas" xmlns:cx="http://schemas.microsoft.com/office/drawing/2014/chartex" xmlns:cx1="http://schemas.microsoft.com/office/drawing/2015/9/8/chartex" xmlns:cx2="http://schemas.microsoft.com/office/drawing/2015/10/21/chartex" xmlns:cx3="http://schemas.microsoft.com/office/drawing/2016/5/9/chartex" xmlns:cx4="http://schemas.microsoft.com/office/drawing/2016/5/10/chartex" xmlns:cx5="http://schemas.microsoft.com/office/drawing/2016/5/11/chartex" xmlns:cx6="http://schemas.microsoft.com/office/drawing/2016/5/12/chartex" xmlns:cx7="http://schemas.microsoft.com/office/drawing/2016/5/13/chartex" xmlns:cx8="http://schemas.microsoft.com/office/drawing/2016/5/14/chartex" xmlns:mc="http://schemas.openxmlformats.org/markup-compatibility/2006" xmlns:aink="http://schemas.microsoft.com/office/drawing/2016/ink" xmlns:am3d="http://schemas.microsoft.com/office/drawing/2017/model3d" xmlns:o="urn:schemas-microsoft-com:office:office" xmlns:oel="http://schemas.microsoft.com/office/2019/extlst" xmlns:r="http://schemas.openxmlformats.org/officeDocument/2006/relationships" xmlns:m="http://schemas.openxmlformats.org/officeDocument/2006/math" xmlns:v="urn:schemas-microsoft-com:vml" xmlns:wp14="http://schemas.microsoft.com/office/word/2010/wordprocessingDrawing" xmlns:wp="http://schemas.openxmlformats.org/drawingml/2006/wordprocessingDrawing" xmlns:w10="urn:schemas-microsoft-com:office:word" xmlns:w="http://schemas.openxmlformats.org/wordprocessingml/2006/main" xmlns:w14="http://schemas.microsoft.com/office/word/2010/wordml" xmlns:w15="http://schemas.microsoft.com/office/word/2012/wordml" xmlns:w16cex="http://schemas.microsoft.com/office/word/2018/wordml/cex" xmlns:w16cid="http://schemas.microsoft.com/office/word/2016/wordml/cid" xmlns:w16="http://schemas.microsoft.com/office/word/2018/wordml" xmlns:w16du="http://schemas.microsoft.com/office/word/2023/wordml/word16du" xmlns:w16sdtdh="http://schemas.microsoft.com/office/word/2020/wordml/sdtdatahash" xmlns:w16sdtfl="http://schemas.microsoft.com/office/word/2024/wordml/sdtformatlock" xmlns:w16se="http://schemas.microsoft.com/office/word/2015/wordml/symex" xmlns:wpg="http://schemas.microsoft.com/office/word/2010/wordprocessingGroup" xmlns:wpi="http://schemas.microsoft.com/office/word/2010/wordprocessingInk" xmlns:wne="http://schemas.microsoft.com/office/word/2006/wordml" xmlns:wps="http://schemas.microsoft.com/office/word/2010/wordprocessingShape" mc:Ignorable="w14 w15 w16se w16cid w16 w16cex w16sdtdh w16sdtfl w16du wp14">
-  <w:p>
-    <w:pPr>
-      <w:pStyle w:val="Header"/>
-    </w:pPr>
-    <w:r>
-      <w:rPr>
-        <w:noProof/>
-        <w:sz w:val="20"/>
-      </w:rPr>
-      <w:drawing>
-        <wp:anchor distT="0" distB="0" distL="0" distR="0" simplePos="0" relativeHeight="251655168" behindDoc="1" locked="0" layoutInCell="1" allowOverlap="1" wp14:anchorId="5B2AF922" wp14:editId="060E60AA">
-          <wp:simplePos x="0" y="0"/>
-          <wp:positionH relativeFrom="page">
-            <wp:posOffset>2796540</wp:posOffset>
-          </wp:positionH>
-          <wp:positionV relativeFrom="page">
-            <wp:posOffset>129540</wp:posOffset>
-          </wp:positionV>
-          <wp:extent cx="2179318" cy="626745"/>
-          <wp:effectExtent l="0" t="0" r="0" b="1905"/>
-          <wp:wrapTopAndBottom/>
-          <wp:docPr id="528895271" name="Image 4"/>
-          <wp:cNvGraphicFramePr>
-            <a:graphicFrameLocks xmlns:a="http://schemas.openxmlformats.org/drawingml/2006/main"/>
-          </wp:cNvGraphicFramePr>
-          <a:graphic xmlns:a="http://schemas.openxmlformats.org/drawingml/2006/main">
-            <a:graphicData uri="http://schemas.openxmlformats.org/drawingml/2006/picture">
-              <pic:pic xmlns:pic="http://schemas.openxmlformats.org/drawingml/2006/picture">
-                <pic:nvPicPr>
-                  <pic:cNvPr id="4" name="Image 4"/>
-                  <pic:cNvPicPr/>
-                </pic:nvPicPr>
-                <pic:blipFill>
-                  <a:blip r:embed="rId1" cstate="print"/>
-                  <a:stretch>
-                    <a:fillRect/>
-                  </a:stretch>
-                </pic:blipFill>
-                <pic:spPr>
-                  <a:xfrm>
-                    <a:off x="0" y="0"/>
-                    <a:ext cx="2179318" cy="626745"/>
-                  </a:xfrm>
-                  <a:prstGeom prst="rect">
-                    <a:avLst/>
-                  </a:prstGeom>
-                </pic:spPr>
-              </pic:pic>
-            </a:graphicData>
-          </a:graphic>
-        </wp:anchor>
-      </w:drawing>
-    </w:r>
     <w:r>
       <w:t xml:space="preserve">                        </w:t>
     </w:r>
@@ -10294,61 +10174,12 @@
 </w:hdr>
 </file>
 
-<file path=word/header13.xml><?xml version="1.0" encoding="utf-8"?>
+<file path=word/header5.xml><?xml version="1.0" encoding="utf-8"?>
 <w:hdr xmlns:wpc="http://schemas.microsoft.com/office/word/2010/wordprocessingCanvas" xmlns:cx="http://schemas.microsoft.com/office/drawing/2014/chartex" xmlns:cx1="http://schemas.microsoft.com/office/drawing/2015/9/8/chartex" xmlns:cx2="http://schemas.microsoft.com/office/drawing/2015/10/21/chartex" xmlns:cx3="http://schemas.microsoft.com/office/drawing/2016/5/9/chartex" xmlns:cx4="http://schemas.microsoft.com/office/drawing/2016/5/10/chartex" xmlns:cx5="http://schemas.microsoft.com/office/drawing/2016/5/11/chartex" xmlns:cx6="http://schemas.microsoft.com/office/drawing/2016/5/12/chartex" xmlns:cx7="http://schemas.microsoft.com/office/drawing/2016/5/13/chartex" xmlns:cx8="http://schemas.microsoft.com/office/drawing/2016/5/14/chartex" xmlns:mc="http://schemas.openxmlformats.org/markup-compatibility/2006" xmlns:aink="http://schemas.microsoft.com/office/drawing/2016/ink" xmlns:am3d="http://schemas.microsoft.com/office/drawing/2017/model3d" xmlns:o="urn:schemas-microsoft-com:office:office" xmlns:oel="http://schemas.microsoft.com/office/2019/extlst" xmlns:r="http://schemas.openxmlformats.org/officeDocument/2006/relationships" xmlns:m="http://schemas.openxmlformats.org/officeDocument/2006/math" xmlns:v="urn:schemas-microsoft-com:vml" xmlns:wp14="http://schemas.microsoft.com/office/word/2010/wordprocessingDrawing" xmlns:wp="http://schemas.openxmlformats.org/drawingml/2006/wordprocessingDrawing" xmlns:w10="urn:schemas-microsoft-com:office:word" xmlns:w="http://schemas.openxmlformats.org/wordprocessingml/2006/main" xmlns:w14="http://schemas.microsoft.com/office/word/2010/wordml" xmlns:w15="http://schemas.microsoft.com/office/word/2012/wordml" xmlns:w16cex="http://schemas.microsoft.com/office/word/2018/wordml/cex" xmlns:w16cid="http://schemas.microsoft.com/office/word/2016/wordml/cid" xmlns:w16="http://schemas.microsoft.com/office/word/2018/wordml" xmlns:w16du="http://schemas.microsoft.com/office/word/2023/wordml/word16du" xmlns:w16sdtdh="http://schemas.microsoft.com/office/word/2020/wordml/sdtdatahash" xmlns:w16sdtfl="http://schemas.microsoft.com/office/word/2024/wordml/sdtformatlock" xmlns:w16se="http://schemas.microsoft.com/office/word/2015/wordml/symex" xmlns:wpg="http://schemas.microsoft.com/office/word/2010/wordprocessingGroup" xmlns:wpi="http://schemas.microsoft.com/office/word/2010/wordprocessingInk" xmlns:wne="http://schemas.microsoft.com/office/word/2006/wordml" xmlns:wps="http://schemas.microsoft.com/office/word/2010/wordprocessingShape" mc:Ignorable="w14 w15 w16se w16cid w16 w16cex w16sdtdh w16sdtfl w16du wp14">
   <w:p>
     <w:pPr>
       <w:pStyle w:val="Header"/>
     </w:pPr>
-    <w:r>
-      <w:rPr>
-        <w:noProof/>
-        <w:sz w:val="20"/>
-      </w:rPr>
-      <w:drawing>
-        <wp:anchor distT="0" distB="0" distL="0" distR="0" simplePos="0" relativeHeight="251666432" behindDoc="0" locked="0" layoutInCell="1" allowOverlap="1" wp14:anchorId="20CEA1B3" wp14:editId="42BB3AB0">
-          <wp:simplePos x="0" y="0"/>
-          <wp:positionH relativeFrom="page">
-            <wp:posOffset>2791691</wp:posOffset>
-          </wp:positionH>
-          <wp:positionV relativeFrom="paragraph">
-            <wp:posOffset>110374</wp:posOffset>
-          </wp:positionV>
-          <wp:extent cx="2178685" cy="626745"/>
-          <wp:effectExtent l="0" t="0" r="0" b="1905"/>
-          <wp:wrapNone/>
-          <wp:docPr id="118092030" name="Image 4"/>
-          <wp:cNvGraphicFramePr>
-            <a:graphicFrameLocks xmlns:a="http://schemas.openxmlformats.org/drawingml/2006/main"/>
-          </wp:cNvGraphicFramePr>
-          <a:graphic xmlns:a="http://schemas.openxmlformats.org/drawingml/2006/main">
-            <a:graphicData uri="http://schemas.openxmlformats.org/drawingml/2006/picture">
-              <pic:pic xmlns:pic="http://schemas.openxmlformats.org/drawingml/2006/picture">
-                <pic:nvPicPr>
-                  <pic:cNvPr id="4" name="Image 4"/>
-                  <pic:cNvPicPr/>
-                </pic:nvPicPr>
-                <pic:blipFill>
-                  <a:blip r:embed="rId1" cstate="print"/>
-                  <a:stretch>
-                    <a:fillRect/>
-                  </a:stretch>
-                </pic:blipFill>
-                <pic:spPr>
-                  <a:xfrm>
-                    <a:off x="0" y="0"/>
-                    <a:ext cx="2178685" cy="626745"/>
-                  </a:xfrm>
-                  <a:prstGeom prst="rect">
-                    <a:avLst/>
-                  </a:prstGeom>
-                </pic:spPr>
-              </pic:pic>
-            </a:graphicData>
-          </a:graphic>
-        </wp:anchor>
-      </w:drawing>
-    </w:r>
     <w:r>
       <w:tab/>
     </w:r>
@@ -10388,141 +10219,12 @@
 </w:hdr>
 </file>
 
-<file path=word/header14.xml><?xml version="1.0" encoding="utf-8"?>
+<file path=word/header6.xml><?xml version="1.0" encoding="utf-8"?>
 <w:hdr xmlns:wpc="http://schemas.microsoft.com/office/word/2010/wordprocessingCanvas" xmlns:cx="http://schemas.microsoft.com/office/drawing/2014/chartex" xmlns:cx1="http://schemas.microsoft.com/office/drawing/2015/9/8/chartex" xmlns:cx2="http://schemas.microsoft.com/office/drawing/2015/10/21/chartex" xmlns:cx3="http://schemas.microsoft.com/office/drawing/2016/5/9/chartex" xmlns:cx4="http://schemas.microsoft.com/office/drawing/2016/5/10/chartex" xmlns:cx5="http://schemas.microsoft.com/office/drawing/2016/5/11/chartex" xmlns:cx6="http://schemas.microsoft.com/office/drawing/2016/5/12/chartex" xmlns:cx7="http://schemas.microsoft.com/office/drawing/2016/5/13/chartex" xmlns:cx8="http://schemas.microsoft.com/office/drawing/2016/5/14/chartex" xmlns:mc="http://schemas.openxmlformats.org/markup-compatibility/2006" xmlns:aink="http://schemas.microsoft.com/office/drawing/2016/ink" xmlns:am3d="http://schemas.microsoft.com/office/drawing/2017/model3d" xmlns:o="urn:schemas-microsoft-com:office:office" xmlns:oel="http://schemas.microsoft.com/office/2019/extlst" xmlns:r="http://schemas.openxmlformats.org/officeDocument/2006/relationships" xmlns:m="http://schemas.openxmlformats.org/officeDocument/2006/math" xmlns:v="urn:schemas-microsoft-com:vml" xmlns:wp14="http://schemas.microsoft.com/office/word/2010/wordprocessingDrawing" xmlns:wp="http://schemas.openxmlformats.org/drawingml/2006/wordprocessingDrawing" xmlns:w10="urn:schemas-microsoft-com:office:word" xmlns:w="http://schemas.openxmlformats.org/wordprocessingml/2006/main" xmlns:w14="http://schemas.microsoft.com/office/word/2010/wordml" xmlns:w15="http://schemas.microsoft.com/office/word/2012/wordml" xmlns:w16cex="http://schemas.microsoft.com/office/word/2018/wordml/cex" xmlns:w16cid="http://schemas.microsoft.com/office/word/2016/wordml/cid" xmlns:w16="http://schemas.microsoft.com/office/word/2018/wordml" xmlns:w16du="http://schemas.microsoft.com/office/word/2023/wordml/word16du" xmlns:w16sdtdh="http://schemas.microsoft.com/office/word/2020/wordml/sdtdatahash" xmlns:w16sdtfl="http://schemas.microsoft.com/office/word/2024/wordml/sdtformatlock" xmlns:w16se="http://schemas.microsoft.com/office/word/2015/wordml/symex" xmlns:wpg="http://schemas.microsoft.com/office/word/2010/wordprocessingGroup" xmlns:wpi="http://schemas.microsoft.com/office/word/2010/wordprocessingInk" xmlns:wne="http://schemas.microsoft.com/office/word/2006/wordml" xmlns:wps="http://schemas.microsoft.com/office/word/2010/wordprocessingShape" mc:Ignorable="w14 w15 w16se w16cid w16 w16cex w16sdtdh w16sdtfl w16du wp14">
   <w:p>
     <w:pPr>
       <w:pStyle w:val="Header"/>
     </w:pPr>
-    <w:r>
-      <w:rPr>
-        <w:noProof/>
-        <w:sz w:val="20"/>
-      </w:rPr>
-      <w:drawing>
-        <wp:anchor distT="0" distB="0" distL="0" distR="0" simplePos="0" relativeHeight="251667456" behindDoc="1" locked="0" layoutInCell="1" allowOverlap="1" wp14:anchorId="43D21D81" wp14:editId="23C73B98">
-          <wp:simplePos x="0" y="0"/>
-          <wp:positionH relativeFrom="page">
-            <wp:posOffset>2796540</wp:posOffset>
-          </wp:positionH>
-          <wp:positionV relativeFrom="page">
-            <wp:posOffset>129540</wp:posOffset>
-          </wp:positionV>
-          <wp:extent cx="2179318" cy="626745"/>
-          <wp:effectExtent l="0" t="0" r="0" b="1905"/>
-          <wp:wrapTopAndBottom/>
-          <wp:docPr id="904195686" name="Image 4"/>
-          <wp:cNvGraphicFramePr>
-            <a:graphicFrameLocks xmlns:a="http://schemas.openxmlformats.org/drawingml/2006/main"/>
-          </wp:cNvGraphicFramePr>
-          <a:graphic xmlns:a="http://schemas.openxmlformats.org/drawingml/2006/main">
-            <a:graphicData uri="http://schemas.openxmlformats.org/drawingml/2006/picture">
-              <pic:pic xmlns:pic="http://schemas.openxmlformats.org/drawingml/2006/picture">
-                <pic:nvPicPr>
-                  <pic:cNvPr id="4" name="Image 4"/>
-                  <pic:cNvPicPr/>
-                </pic:nvPicPr>
-                <pic:blipFill>
-                  <a:blip r:embed="rId1" cstate="print"/>
-                  <a:stretch>
-                    <a:fillRect/>
-                  </a:stretch>
-                </pic:blipFill>
-                <pic:spPr>
-                  <a:xfrm>
-                    <a:off x="0" y="0"/>
-                    <a:ext cx="2179318" cy="626745"/>
-                  </a:xfrm>
-                  <a:prstGeom prst="rect">
-                    <a:avLst/>
-                  </a:prstGeom>
-                </pic:spPr>
-              </pic:pic>
-            </a:graphicData>
-          </a:graphic>
-        </wp:anchor>
-      </w:drawing>
-    </w:r>
-    <w:r>
-      <w:t xml:space="preserve">                        </w:t>
-    </w:r>
-    <w:r>
-      <w:tab/>
-    </w:r>
-    <w:r>
-      <w:tab/>
-    </w:r>
-  </w:p>
-  <w:p>
-    <w:pPr>
-      <w:pStyle w:val="Header"/>
-    </w:pPr>
-    <w:r>
-      <w:tab/>
-    </w:r>
-    <w:r>
-      <w:tab/>
-      <w:t>7.Future Work</w:t>
-    </w:r>
-  </w:p>
-</w:hdr>
-</file>
-
-<file path=word/header15.xml><?xml version="1.0" encoding="utf-8"?>
-<w:hdr xmlns:wpc="http://schemas.microsoft.com/office/word/2010/wordprocessingCanvas" xmlns:cx="http://schemas.microsoft.com/office/drawing/2014/chartex" xmlns:cx1="http://schemas.microsoft.com/office/drawing/2015/9/8/chartex" xmlns:cx2="http://schemas.microsoft.com/office/drawing/2015/10/21/chartex" xmlns:cx3="http://schemas.microsoft.com/office/drawing/2016/5/9/chartex" xmlns:cx4="http://schemas.microsoft.com/office/drawing/2016/5/10/chartex" xmlns:cx5="http://schemas.microsoft.com/office/drawing/2016/5/11/chartex" xmlns:cx6="http://schemas.microsoft.com/office/drawing/2016/5/12/chartex" xmlns:cx7="http://schemas.microsoft.com/office/drawing/2016/5/13/chartex" xmlns:cx8="http://schemas.microsoft.com/office/drawing/2016/5/14/chartex" xmlns:mc="http://schemas.openxmlformats.org/markup-compatibility/2006" xmlns:aink="http://schemas.microsoft.com/office/drawing/2016/ink" xmlns:am3d="http://schemas.microsoft.com/office/drawing/2017/model3d" xmlns:o="urn:schemas-microsoft-com:office:office" xmlns:oel="http://schemas.microsoft.com/office/2019/extlst" xmlns:r="http://schemas.openxmlformats.org/officeDocument/2006/relationships" xmlns:m="http://schemas.openxmlformats.org/officeDocument/2006/math" xmlns:v="urn:schemas-microsoft-com:vml" xmlns:wp14="http://schemas.microsoft.com/office/word/2010/wordprocessingDrawing" xmlns:wp="http://schemas.openxmlformats.org/drawingml/2006/wordprocessingDrawing" xmlns:w10="urn:schemas-microsoft-com:office:word" xmlns:w="http://schemas.openxmlformats.org/wordprocessingml/2006/main" xmlns:w14="http://schemas.microsoft.com/office/word/2010/wordml" xmlns:w15="http://schemas.microsoft.com/office/word/2012/wordml" xmlns:w16cex="http://schemas.microsoft.com/office/word/2018/wordml/cex" xmlns:w16cid="http://schemas.microsoft.com/office/word/2016/wordml/cid" xmlns:w16="http://schemas.microsoft.com/office/word/2018/wordml" xmlns:w16du="http://schemas.microsoft.com/office/word/2023/wordml/word16du" xmlns:w16sdtdh="http://schemas.microsoft.com/office/word/2020/wordml/sdtdatahash" xmlns:w16sdtfl="http://schemas.microsoft.com/office/word/2024/wordml/sdtformatlock" xmlns:w16se="http://schemas.microsoft.com/office/word/2015/wordml/symex" xmlns:wpg="http://schemas.microsoft.com/office/word/2010/wordprocessingGroup" xmlns:wpi="http://schemas.microsoft.com/office/word/2010/wordprocessingInk" xmlns:wne="http://schemas.microsoft.com/office/word/2006/wordml" xmlns:wps="http://schemas.microsoft.com/office/word/2010/wordprocessingShape" mc:Ignorable="w14 w15 w16se w16cid w16 w16cex w16sdtdh w16sdtfl w16du wp14">
-  <w:p>
-    <w:pPr>
-      <w:pStyle w:val="Header"/>
-    </w:pPr>
-    <w:r>
-      <w:rPr>
-        <w:noProof/>
-        <w:sz w:val="20"/>
-      </w:rPr>
-      <w:drawing>
-        <wp:anchor distT="0" distB="0" distL="0" distR="0" simplePos="0" relativeHeight="251666944" behindDoc="1" locked="0" layoutInCell="1" allowOverlap="1" wp14:anchorId="34B71F8A" wp14:editId="71509EBC">
-          <wp:simplePos x="0" y="0"/>
-          <wp:positionH relativeFrom="page">
-            <wp:posOffset>2796540</wp:posOffset>
-          </wp:positionH>
-          <wp:positionV relativeFrom="page">
-            <wp:posOffset>129540</wp:posOffset>
-          </wp:positionV>
-          <wp:extent cx="2179318" cy="626745"/>
-          <wp:effectExtent l="0" t="0" r="0" b="1905"/>
-          <wp:wrapTopAndBottom/>
-          <wp:docPr id="799302399" name="Image 4"/>
-          <wp:cNvGraphicFramePr>
-            <a:graphicFrameLocks xmlns:a="http://schemas.openxmlformats.org/drawingml/2006/main"/>
-          </wp:cNvGraphicFramePr>
-          <a:graphic xmlns:a="http://schemas.openxmlformats.org/drawingml/2006/main">
-            <a:graphicData uri="http://schemas.openxmlformats.org/drawingml/2006/picture">
-              <pic:pic xmlns:pic="http://schemas.openxmlformats.org/drawingml/2006/picture">
-                <pic:nvPicPr>
-                  <pic:cNvPr id="4" name="Image 4"/>
-                  <pic:cNvPicPr/>
-                </pic:nvPicPr>
-                <pic:blipFill>
-                  <a:blip r:embed="rId1" cstate="print"/>
-                  <a:stretch>
-                    <a:fillRect/>
-                  </a:stretch>
-                </pic:blipFill>
-                <pic:spPr>
-                  <a:xfrm>
-                    <a:off x="0" y="0"/>
-                    <a:ext cx="2179318" cy="626745"/>
-                  </a:xfrm>
-                  <a:prstGeom prst="rect">
-                    <a:avLst/>
-                  </a:prstGeom>
-                </pic:spPr>
-              </pic:pic>
-            </a:graphicData>
-          </a:graphic>
-        </wp:anchor>
-      </w:drawing>
-    </w:r>
     <w:r>
       <w:t xml:space="preserve">                        </w:t>
     </w:r>
@@ -10543,769 +10245,6 @@
     <w:r>
       <w:tab/>
       <w:t xml:space="preserve">9.Reference </w:t>
-    </w:r>
-  </w:p>
-</w:hdr>
-</file>
-
-<file path=word/header16.xml><?xml version="1.0" encoding="utf-8"?>
-<w:hdr xmlns:wpc="http://schemas.microsoft.com/office/word/2010/wordprocessingCanvas" xmlns:cx="http://schemas.microsoft.com/office/drawing/2014/chartex" xmlns:cx1="http://schemas.microsoft.com/office/drawing/2015/9/8/chartex" xmlns:cx2="http://schemas.microsoft.com/office/drawing/2015/10/21/chartex" xmlns:cx3="http://schemas.microsoft.com/office/drawing/2016/5/9/chartex" xmlns:cx4="http://schemas.microsoft.com/office/drawing/2016/5/10/chartex" xmlns:cx5="http://schemas.microsoft.com/office/drawing/2016/5/11/chartex" xmlns:cx6="http://schemas.microsoft.com/office/drawing/2016/5/12/chartex" xmlns:cx7="http://schemas.microsoft.com/office/drawing/2016/5/13/chartex" xmlns:cx8="http://schemas.microsoft.com/office/drawing/2016/5/14/chartex" xmlns:mc="http://schemas.openxmlformats.org/markup-compatibility/2006" xmlns:aink="http://schemas.microsoft.com/office/drawing/2016/ink" xmlns:am3d="http://schemas.microsoft.com/office/drawing/2017/model3d" xmlns:o="urn:schemas-microsoft-com:office:office" xmlns:oel="http://schemas.microsoft.com/office/2019/extlst" xmlns:r="http://schemas.openxmlformats.org/officeDocument/2006/relationships" xmlns:m="http://schemas.openxmlformats.org/officeDocument/2006/math" xmlns:v="urn:schemas-microsoft-com:vml" xmlns:wp14="http://schemas.microsoft.com/office/word/2010/wordprocessingDrawing" xmlns:wp="http://schemas.openxmlformats.org/drawingml/2006/wordprocessingDrawing" xmlns:w10="urn:schemas-microsoft-com:office:word" xmlns:w="http://schemas.openxmlformats.org/wordprocessingml/2006/main" xmlns:w14="http://schemas.microsoft.com/office/word/2010/wordml" xmlns:w15="http://schemas.microsoft.com/office/word/2012/wordml" xmlns:w16cex="http://schemas.microsoft.com/office/word/2018/wordml/cex" xmlns:w16cid="http://schemas.microsoft.com/office/word/2016/wordml/cid" xmlns:w16="http://schemas.microsoft.com/office/word/2018/wordml" xmlns:w16du="http://schemas.microsoft.com/office/word/2023/wordml/word16du" xmlns:w16sdtdh="http://schemas.microsoft.com/office/word/2020/wordml/sdtdatahash" xmlns:w16sdtfl="http://schemas.microsoft.com/office/word/2024/wordml/sdtformatlock" xmlns:w16se="http://schemas.microsoft.com/office/word/2015/wordml/symex" xmlns:wpg="http://schemas.microsoft.com/office/word/2010/wordprocessingGroup" xmlns:wpi="http://schemas.microsoft.com/office/word/2010/wordprocessingInk" xmlns:wne="http://schemas.microsoft.com/office/word/2006/wordml" xmlns:wps="http://schemas.microsoft.com/office/word/2010/wordprocessingShape" mc:Ignorable="w14 w15 w16se w16cid w16 w16cex w16sdtdh w16sdtfl w16du wp14">
-  <w:p>
-    <w:pPr>
-      <w:pStyle w:val="Header"/>
-    </w:pPr>
-    <w:r>
-      <w:rPr>
-        <w:noProof/>
-        <w:sz w:val="20"/>
-      </w:rPr>
-      <w:drawing>
-        <wp:anchor distT="0" distB="0" distL="0" distR="0" simplePos="0" relativeHeight="251648512" behindDoc="0" locked="0" layoutInCell="1" allowOverlap="1" wp14:anchorId="6984C996" wp14:editId="42C50A0B">
-          <wp:simplePos x="0" y="0"/>
-          <wp:positionH relativeFrom="page">
-            <wp:posOffset>2791691</wp:posOffset>
-          </wp:positionH>
-          <wp:positionV relativeFrom="paragraph">
-            <wp:posOffset>110374</wp:posOffset>
-          </wp:positionV>
-          <wp:extent cx="2178685" cy="626745"/>
-          <wp:effectExtent l="0" t="0" r="0" b="1905"/>
-          <wp:wrapNone/>
-          <wp:docPr id="891863384" name="Image 4"/>
-          <wp:cNvGraphicFramePr>
-            <a:graphicFrameLocks xmlns:a="http://schemas.openxmlformats.org/drawingml/2006/main"/>
-          </wp:cNvGraphicFramePr>
-          <a:graphic xmlns:a="http://schemas.openxmlformats.org/drawingml/2006/main">
-            <a:graphicData uri="http://schemas.openxmlformats.org/drawingml/2006/picture">
-              <pic:pic xmlns:pic="http://schemas.openxmlformats.org/drawingml/2006/picture">
-                <pic:nvPicPr>
-                  <pic:cNvPr id="4" name="Image 4"/>
-                  <pic:cNvPicPr/>
-                </pic:nvPicPr>
-                <pic:blipFill>
-                  <a:blip r:embed="rId1" cstate="print"/>
-                  <a:stretch>
-                    <a:fillRect/>
-                  </a:stretch>
-                </pic:blipFill>
-                <pic:spPr>
-                  <a:xfrm>
-                    <a:off x="0" y="0"/>
-                    <a:ext cx="2178685" cy="626745"/>
-                  </a:xfrm>
-                  <a:prstGeom prst="rect">
-                    <a:avLst/>
-                  </a:prstGeom>
-                </pic:spPr>
-              </pic:pic>
-            </a:graphicData>
-          </a:graphic>
-        </wp:anchor>
-      </w:drawing>
-    </w:r>
-    <w:r>
-      <w:tab/>
-    </w:r>
-    <w:r>
-      <w:tab/>
-    </w:r>
-  </w:p>
-  <w:p>
-    <w:pPr>
-      <w:pStyle w:val="Header"/>
-    </w:pPr>
-    <w:r>
-      <w:tab/>
-    </w:r>
-    <w:r>
-      <w:tab/>
-      <w:t>8.Conclusion</w:t>
-    </w:r>
-    <w:r>
-      <w:tab/>
-    </w:r>
-    <w:r>
-      <w:tab/>
-    </w:r>
-  </w:p>
-  <w:p>
-    <w:pPr>
-      <w:pStyle w:val="Header"/>
-    </w:pPr>
-    <w:r>
-      <w:tab/>
-    </w:r>
-    <w:r>
-      <w:tab/>
-    </w:r>
-  </w:p>
-</w:hdr>
-</file>
-
-<file path=word/header2.xml><?xml version="1.0" encoding="utf-8"?>
-<w:hdr xmlns:wpc="http://schemas.microsoft.com/office/word/2010/wordprocessingCanvas" xmlns:cx="http://schemas.microsoft.com/office/drawing/2014/chartex" xmlns:cx1="http://schemas.microsoft.com/office/drawing/2015/9/8/chartex" xmlns:cx2="http://schemas.microsoft.com/office/drawing/2015/10/21/chartex" xmlns:cx3="http://schemas.microsoft.com/office/drawing/2016/5/9/chartex" xmlns:cx4="http://schemas.microsoft.com/office/drawing/2016/5/10/chartex" xmlns:cx5="http://schemas.microsoft.com/office/drawing/2016/5/11/chartex" xmlns:cx6="http://schemas.microsoft.com/office/drawing/2016/5/12/chartex" xmlns:cx7="http://schemas.microsoft.com/office/drawing/2016/5/13/chartex" xmlns:cx8="http://schemas.microsoft.com/office/drawing/2016/5/14/chartex" xmlns:mc="http://schemas.openxmlformats.org/markup-compatibility/2006" xmlns:aink="http://schemas.microsoft.com/office/drawing/2016/ink" xmlns:am3d="http://schemas.microsoft.com/office/drawing/2017/model3d" xmlns:o="urn:schemas-microsoft-com:office:office" xmlns:oel="http://schemas.microsoft.com/office/2019/extlst" xmlns:r="http://schemas.openxmlformats.org/officeDocument/2006/relationships" xmlns:m="http://schemas.openxmlformats.org/officeDocument/2006/math" xmlns:v="urn:schemas-microsoft-com:vml" xmlns:wp14="http://schemas.microsoft.com/office/word/2010/wordprocessingDrawing" xmlns:wp="http://schemas.openxmlformats.org/drawingml/2006/wordprocessingDrawing" xmlns:w10="urn:schemas-microsoft-com:office:word" xmlns:w="http://schemas.openxmlformats.org/wordprocessingml/2006/main" xmlns:w14="http://schemas.microsoft.com/office/word/2010/wordml" xmlns:w15="http://schemas.microsoft.com/office/word/2012/wordml" xmlns:w16cex="http://schemas.microsoft.com/office/word/2018/wordml/cex" xmlns:w16cid="http://schemas.microsoft.com/office/word/2016/wordml/cid" xmlns:w16="http://schemas.microsoft.com/office/word/2018/wordml" xmlns:w16du="http://schemas.microsoft.com/office/word/2023/wordml/word16du" xmlns:w16sdtdh="http://schemas.microsoft.com/office/word/2020/wordml/sdtdatahash" xmlns:w16sdtfl="http://schemas.microsoft.com/office/word/2024/wordml/sdtformatlock" xmlns:w16se="http://schemas.microsoft.com/office/word/2015/wordml/symex" xmlns:wpg="http://schemas.microsoft.com/office/word/2010/wordprocessingGroup" xmlns:wpi="http://schemas.microsoft.com/office/word/2010/wordprocessingInk" xmlns:wne="http://schemas.microsoft.com/office/word/2006/wordml" xmlns:wps="http://schemas.microsoft.com/office/word/2010/wordprocessingShape" mc:Ignorable="w14 w15 w16se w16cid w16 w16cex w16sdtdh w16sdtfl w16du wp14">
-  <w:p>
-    <w:pPr>
-      <w:pStyle w:val="Header"/>
-    </w:pPr>
-    <w:r>
-      <w:rPr>
-        <w:noProof/>
-        <w:sz w:val="20"/>
-      </w:rPr>
-      <w:drawing>
-        <wp:anchor distT="0" distB="0" distL="0" distR="0" simplePos="0" relativeHeight="251663360" behindDoc="1" locked="0" layoutInCell="1" allowOverlap="1" wp14:anchorId="629A5BA5" wp14:editId="28AB3224">
-          <wp:simplePos x="0" y="0"/>
-          <wp:positionH relativeFrom="page">
-            <wp:posOffset>2796540</wp:posOffset>
-          </wp:positionH>
-          <wp:positionV relativeFrom="page">
-            <wp:posOffset>129540</wp:posOffset>
-          </wp:positionV>
-          <wp:extent cx="2179318" cy="626745"/>
-          <wp:effectExtent l="0" t="0" r="0" b="1905"/>
-          <wp:wrapTopAndBottom/>
-          <wp:docPr id="1353325060" name="Image 4"/>
-          <wp:cNvGraphicFramePr>
-            <a:graphicFrameLocks xmlns:a="http://schemas.openxmlformats.org/drawingml/2006/main"/>
-          </wp:cNvGraphicFramePr>
-          <a:graphic xmlns:a="http://schemas.openxmlformats.org/drawingml/2006/main">
-            <a:graphicData uri="http://schemas.openxmlformats.org/drawingml/2006/picture">
-              <pic:pic xmlns:pic="http://schemas.openxmlformats.org/drawingml/2006/picture">
-                <pic:nvPicPr>
-                  <pic:cNvPr id="4" name="Image 4"/>
-                  <pic:cNvPicPr/>
-                </pic:nvPicPr>
-                <pic:blipFill>
-                  <a:blip r:embed="rId1" cstate="print"/>
-                  <a:stretch>
-                    <a:fillRect/>
-                  </a:stretch>
-                </pic:blipFill>
-                <pic:spPr>
-                  <a:xfrm>
-                    <a:off x="0" y="0"/>
-                    <a:ext cx="2179318" cy="626745"/>
-                  </a:xfrm>
-                  <a:prstGeom prst="rect">
-                    <a:avLst/>
-                  </a:prstGeom>
-                </pic:spPr>
-              </pic:pic>
-            </a:graphicData>
-          </a:graphic>
-        </wp:anchor>
-      </w:drawing>
-    </w:r>
-    <w:r>
-      <w:t xml:space="preserve">                                                                                                                                                                        </w:t>
-    </w:r>
-  </w:p>
-</w:hdr>
-</file>
-
-<file path=word/header3.xml><?xml version="1.0" encoding="utf-8"?>
-<w:hdr xmlns:wpc="http://schemas.microsoft.com/office/word/2010/wordprocessingCanvas" xmlns:cx="http://schemas.microsoft.com/office/drawing/2014/chartex" xmlns:cx1="http://schemas.microsoft.com/office/drawing/2015/9/8/chartex" xmlns:cx2="http://schemas.microsoft.com/office/drawing/2015/10/21/chartex" xmlns:cx3="http://schemas.microsoft.com/office/drawing/2016/5/9/chartex" xmlns:cx4="http://schemas.microsoft.com/office/drawing/2016/5/10/chartex" xmlns:cx5="http://schemas.microsoft.com/office/drawing/2016/5/11/chartex" xmlns:cx6="http://schemas.microsoft.com/office/drawing/2016/5/12/chartex" xmlns:cx7="http://schemas.microsoft.com/office/drawing/2016/5/13/chartex" xmlns:cx8="http://schemas.microsoft.com/office/drawing/2016/5/14/chartex" xmlns:mc="http://schemas.openxmlformats.org/markup-compatibility/2006" xmlns:aink="http://schemas.microsoft.com/office/drawing/2016/ink" xmlns:am3d="http://schemas.microsoft.com/office/drawing/2017/model3d" xmlns:o="urn:schemas-microsoft-com:office:office" xmlns:oel="http://schemas.microsoft.com/office/2019/extlst" xmlns:r="http://schemas.openxmlformats.org/officeDocument/2006/relationships" xmlns:m="http://schemas.openxmlformats.org/officeDocument/2006/math" xmlns:v="urn:schemas-microsoft-com:vml" xmlns:wp14="http://schemas.microsoft.com/office/word/2010/wordprocessingDrawing" xmlns:wp="http://schemas.openxmlformats.org/drawingml/2006/wordprocessingDrawing" xmlns:w10="urn:schemas-microsoft-com:office:word" xmlns:w="http://schemas.openxmlformats.org/wordprocessingml/2006/main" xmlns:w14="http://schemas.microsoft.com/office/word/2010/wordml" xmlns:w15="http://schemas.microsoft.com/office/word/2012/wordml" xmlns:w16cex="http://schemas.microsoft.com/office/word/2018/wordml/cex" xmlns:w16cid="http://schemas.microsoft.com/office/word/2016/wordml/cid" xmlns:w16="http://schemas.microsoft.com/office/word/2018/wordml" xmlns:w16du="http://schemas.microsoft.com/office/word/2023/wordml/word16du" xmlns:w16sdtdh="http://schemas.microsoft.com/office/word/2020/wordml/sdtdatahash" xmlns:w16sdtfl="http://schemas.microsoft.com/office/word/2024/wordml/sdtformatlock" xmlns:w16se="http://schemas.microsoft.com/office/word/2015/wordml/symex" xmlns:wpg="http://schemas.microsoft.com/office/word/2010/wordprocessingGroup" xmlns:wpi="http://schemas.microsoft.com/office/word/2010/wordprocessingInk" xmlns:wne="http://schemas.microsoft.com/office/word/2006/wordml" xmlns:wps="http://schemas.microsoft.com/office/word/2010/wordprocessingShape" mc:Ignorable="w14 w15 w16se w16cid w16 w16cex w16sdtdh w16sdtfl w16du wp14">
-  <w:p>
-    <w:pPr>
-      <w:pStyle w:val="Header"/>
-    </w:pPr>
-    <w:r>
-      <w:rPr>
-        <w:noProof/>
-        <w:sz w:val="20"/>
-      </w:rPr>
-      <w:drawing>
-        <wp:anchor distT="0" distB="0" distL="0" distR="0" simplePos="0" relativeHeight="251654144" behindDoc="1" locked="0" layoutInCell="1" allowOverlap="1" wp14:anchorId="12C40777" wp14:editId="054A14D8">
-          <wp:simplePos x="0" y="0"/>
-          <wp:positionH relativeFrom="page">
-            <wp:posOffset>2796540</wp:posOffset>
-          </wp:positionH>
-          <wp:positionV relativeFrom="page">
-            <wp:posOffset>129540</wp:posOffset>
-          </wp:positionV>
-          <wp:extent cx="2179318" cy="626745"/>
-          <wp:effectExtent l="0" t="0" r="0" b="1905"/>
-          <wp:wrapTopAndBottom/>
-          <wp:docPr id="1892228867" name="Image 4"/>
-          <wp:cNvGraphicFramePr>
-            <a:graphicFrameLocks xmlns:a="http://schemas.openxmlformats.org/drawingml/2006/main"/>
-          </wp:cNvGraphicFramePr>
-          <a:graphic xmlns:a="http://schemas.openxmlformats.org/drawingml/2006/main">
-            <a:graphicData uri="http://schemas.openxmlformats.org/drawingml/2006/picture">
-              <pic:pic xmlns:pic="http://schemas.openxmlformats.org/drawingml/2006/picture">
-                <pic:nvPicPr>
-                  <pic:cNvPr id="4" name="Image 4"/>
-                  <pic:cNvPicPr/>
-                </pic:nvPicPr>
-                <pic:blipFill>
-                  <a:blip r:embed="rId1" cstate="print"/>
-                  <a:stretch>
-                    <a:fillRect/>
-                  </a:stretch>
-                </pic:blipFill>
-                <pic:spPr>
-                  <a:xfrm>
-                    <a:off x="0" y="0"/>
-                    <a:ext cx="2179318" cy="626745"/>
-                  </a:xfrm>
-                  <a:prstGeom prst="rect">
-                    <a:avLst/>
-                  </a:prstGeom>
-                </pic:spPr>
-              </pic:pic>
-            </a:graphicData>
-          </a:graphic>
-        </wp:anchor>
-      </w:drawing>
-    </w:r>
-    <w:r>
-      <w:t xml:space="preserve">                        </w:t>
-    </w:r>
-    <w:r>
-      <w:tab/>
-    </w:r>
-    <w:r>
-      <w:tab/>
-    </w:r>
-  </w:p>
-  <w:p>
-    <w:pPr>
-      <w:pStyle w:val="Header"/>
-    </w:pPr>
-    <w:r>
-      <w:tab/>
-    </w:r>
-    <w:r>
-      <w:tab/>
-    </w:r>
-    <w:r>
-      <w:t>1.Introduction</w:t>
-    </w:r>
-  </w:p>
-</w:hdr>
-</file>
-
-<file path=word/header4.xml><?xml version="1.0" encoding="utf-8"?>
-<w:hdr xmlns:wpc="http://schemas.microsoft.com/office/word/2010/wordprocessingCanvas" xmlns:cx="http://schemas.microsoft.com/office/drawing/2014/chartex" xmlns:cx1="http://schemas.microsoft.com/office/drawing/2015/9/8/chartex" xmlns:cx2="http://schemas.microsoft.com/office/drawing/2015/10/21/chartex" xmlns:cx3="http://schemas.microsoft.com/office/drawing/2016/5/9/chartex" xmlns:cx4="http://schemas.microsoft.com/office/drawing/2016/5/10/chartex" xmlns:cx5="http://schemas.microsoft.com/office/drawing/2016/5/11/chartex" xmlns:cx6="http://schemas.microsoft.com/office/drawing/2016/5/12/chartex" xmlns:cx7="http://schemas.microsoft.com/office/drawing/2016/5/13/chartex" xmlns:cx8="http://schemas.microsoft.com/office/drawing/2016/5/14/chartex" xmlns:mc="http://schemas.openxmlformats.org/markup-compatibility/2006" xmlns:aink="http://schemas.microsoft.com/office/drawing/2016/ink" xmlns:am3d="http://schemas.microsoft.com/office/drawing/2017/model3d" xmlns:o="urn:schemas-microsoft-com:office:office" xmlns:oel="http://schemas.microsoft.com/office/2019/extlst" xmlns:r="http://schemas.openxmlformats.org/officeDocument/2006/relationships" xmlns:m="http://schemas.openxmlformats.org/officeDocument/2006/math" xmlns:v="urn:schemas-microsoft-com:vml" xmlns:wp14="http://schemas.microsoft.com/office/word/2010/wordprocessingDrawing" xmlns:wp="http://schemas.openxmlformats.org/drawingml/2006/wordprocessingDrawing" xmlns:w10="urn:schemas-microsoft-com:office:word" xmlns:w="http://schemas.openxmlformats.org/wordprocessingml/2006/main" xmlns:w14="http://schemas.microsoft.com/office/word/2010/wordml" xmlns:w15="http://schemas.microsoft.com/office/word/2012/wordml" xmlns:w16cex="http://schemas.microsoft.com/office/word/2018/wordml/cex" xmlns:w16cid="http://schemas.microsoft.com/office/word/2016/wordml/cid" xmlns:w16="http://schemas.microsoft.com/office/word/2018/wordml" xmlns:w16du="http://schemas.microsoft.com/office/word/2023/wordml/word16du" xmlns:w16sdtdh="http://schemas.microsoft.com/office/word/2020/wordml/sdtdatahash" xmlns:w16sdtfl="http://schemas.microsoft.com/office/word/2024/wordml/sdtformatlock" xmlns:w16se="http://schemas.microsoft.com/office/word/2015/wordml/symex" xmlns:wpg="http://schemas.microsoft.com/office/word/2010/wordprocessingGroup" xmlns:wpi="http://schemas.microsoft.com/office/word/2010/wordprocessingInk" xmlns:wne="http://schemas.microsoft.com/office/word/2006/wordml" xmlns:wps="http://schemas.microsoft.com/office/word/2010/wordprocessingShape" mc:Ignorable="w14 w15 w16se w16cid w16 w16cex w16sdtdh w16sdtfl w16du wp14">
-  <w:p>
-    <w:pPr>
-      <w:pStyle w:val="Header"/>
-    </w:pPr>
-    <w:r>
-      <w:rPr>
-        <w:noProof/>
-        <w:sz w:val="20"/>
-      </w:rPr>
-      <w:drawing>
-        <wp:anchor distT="0" distB="0" distL="0" distR="0" simplePos="0" relativeHeight="251658240" behindDoc="0" locked="0" layoutInCell="1" allowOverlap="1" wp14:anchorId="733458E7" wp14:editId="2125E668">
-          <wp:simplePos x="0" y="0"/>
-          <wp:positionH relativeFrom="page">
-            <wp:posOffset>2791691</wp:posOffset>
-          </wp:positionH>
-          <wp:positionV relativeFrom="paragraph">
-            <wp:posOffset>110374</wp:posOffset>
-          </wp:positionV>
-          <wp:extent cx="2178685" cy="626745"/>
-          <wp:effectExtent l="0" t="0" r="0" b="1905"/>
-          <wp:wrapNone/>
-          <wp:docPr id="2072036477" name="Image 4"/>
-          <wp:cNvGraphicFramePr>
-            <a:graphicFrameLocks xmlns:a="http://schemas.openxmlformats.org/drawingml/2006/main"/>
-          </wp:cNvGraphicFramePr>
-          <a:graphic xmlns:a="http://schemas.openxmlformats.org/drawingml/2006/main">
-            <a:graphicData uri="http://schemas.openxmlformats.org/drawingml/2006/picture">
-              <pic:pic xmlns:pic="http://schemas.openxmlformats.org/drawingml/2006/picture">
-                <pic:nvPicPr>
-                  <pic:cNvPr id="4" name="Image 4"/>
-                  <pic:cNvPicPr/>
-                </pic:nvPicPr>
-                <pic:blipFill>
-                  <a:blip r:embed="rId1" cstate="print"/>
-                  <a:stretch>
-                    <a:fillRect/>
-                  </a:stretch>
-                </pic:blipFill>
-                <pic:spPr>
-                  <a:xfrm>
-                    <a:off x="0" y="0"/>
-                    <a:ext cx="2178685" cy="626745"/>
-                  </a:xfrm>
-                  <a:prstGeom prst="rect">
-                    <a:avLst/>
-                  </a:prstGeom>
-                </pic:spPr>
-              </pic:pic>
-            </a:graphicData>
-          </a:graphic>
-        </wp:anchor>
-      </w:drawing>
-    </w:r>
-    <w:r>
-      <w:tab/>
-    </w:r>
-    <w:r>
-      <w:tab/>
-    </w:r>
-  </w:p>
-  <w:p>
-    <w:pPr>
-      <w:pStyle w:val="Header"/>
-    </w:pPr>
-    <w:r>
-      <w:tab/>
-    </w:r>
-    <w:r>
-      <w:tab/>
-      <w:t>1.Introduction</w:t>
-    </w:r>
-    <w:r>
-      <w:tab/>
-    </w:r>
-    <w:r>
-      <w:tab/>
-    </w:r>
-  </w:p>
-  <w:p>
-    <w:pPr>
-      <w:pStyle w:val="Header"/>
-    </w:pPr>
-    <w:r>
-      <w:tab/>
-    </w:r>
-    <w:r>
-      <w:tab/>
-    </w:r>
-  </w:p>
-</w:hdr>
-</file>
-
-<file path=word/header5.xml><?xml version="1.0" encoding="utf-8"?>
-<w:hdr xmlns:wpc="http://schemas.microsoft.com/office/word/2010/wordprocessingCanvas" xmlns:cx="http://schemas.microsoft.com/office/drawing/2014/chartex" xmlns:cx1="http://schemas.microsoft.com/office/drawing/2015/9/8/chartex" xmlns:cx2="http://schemas.microsoft.com/office/drawing/2015/10/21/chartex" xmlns:cx3="http://schemas.microsoft.com/office/drawing/2016/5/9/chartex" xmlns:cx4="http://schemas.microsoft.com/office/drawing/2016/5/10/chartex" xmlns:cx5="http://schemas.microsoft.com/office/drawing/2016/5/11/chartex" xmlns:cx6="http://schemas.microsoft.com/office/drawing/2016/5/12/chartex" xmlns:cx7="http://schemas.microsoft.com/office/drawing/2016/5/13/chartex" xmlns:cx8="http://schemas.microsoft.com/office/drawing/2016/5/14/chartex" xmlns:mc="http://schemas.openxmlformats.org/markup-compatibility/2006" xmlns:aink="http://schemas.microsoft.com/office/drawing/2016/ink" xmlns:am3d="http://schemas.microsoft.com/office/drawing/2017/model3d" xmlns:o="urn:schemas-microsoft-com:office:office" xmlns:oel="http://schemas.microsoft.com/office/2019/extlst" xmlns:r="http://schemas.openxmlformats.org/officeDocument/2006/relationships" xmlns:m="http://schemas.openxmlformats.org/officeDocument/2006/math" xmlns:v="urn:schemas-microsoft-com:vml" xmlns:wp14="http://schemas.microsoft.com/office/word/2010/wordprocessingDrawing" xmlns:wp="http://schemas.openxmlformats.org/drawingml/2006/wordprocessingDrawing" xmlns:w10="urn:schemas-microsoft-com:office:word" xmlns:w="http://schemas.openxmlformats.org/wordprocessingml/2006/main" xmlns:w14="http://schemas.microsoft.com/office/word/2010/wordml" xmlns:w15="http://schemas.microsoft.com/office/word/2012/wordml" xmlns:w16cex="http://schemas.microsoft.com/office/word/2018/wordml/cex" xmlns:w16cid="http://schemas.microsoft.com/office/word/2016/wordml/cid" xmlns:w16="http://schemas.microsoft.com/office/word/2018/wordml" xmlns:w16du="http://schemas.microsoft.com/office/word/2023/wordml/word16du" xmlns:w16sdtdh="http://schemas.microsoft.com/office/word/2020/wordml/sdtdatahash" xmlns:w16sdtfl="http://schemas.microsoft.com/office/word/2024/wordml/sdtformatlock" xmlns:w16se="http://schemas.microsoft.com/office/word/2015/wordml/symex" xmlns:wpg="http://schemas.microsoft.com/office/word/2010/wordprocessingGroup" xmlns:wpi="http://schemas.microsoft.com/office/word/2010/wordprocessingInk" xmlns:wne="http://schemas.microsoft.com/office/word/2006/wordml" xmlns:wps="http://schemas.microsoft.com/office/word/2010/wordprocessingShape" mc:Ignorable="w14 w15 w16se w16cid w16 w16cex w16sdtdh w16sdtfl w16du wp14">
-  <w:p>
-    <w:pPr>
-      <w:pStyle w:val="Header"/>
-    </w:pPr>
-    <w:r>
-      <w:rPr>
-        <w:noProof/>
-        <w:sz w:val="20"/>
-      </w:rPr>
-      <w:drawing>
-        <wp:anchor distT="0" distB="0" distL="0" distR="0" simplePos="0" relativeHeight="251660288" behindDoc="1" locked="0" layoutInCell="1" allowOverlap="1" wp14:anchorId="0E950AFA" wp14:editId="43C58502">
-          <wp:simplePos x="0" y="0"/>
-          <wp:positionH relativeFrom="page">
-            <wp:posOffset>2796540</wp:posOffset>
-          </wp:positionH>
-          <wp:positionV relativeFrom="page">
-            <wp:posOffset>129540</wp:posOffset>
-          </wp:positionV>
-          <wp:extent cx="2179318" cy="626745"/>
-          <wp:effectExtent l="0" t="0" r="0" b="1905"/>
-          <wp:wrapTopAndBottom/>
-          <wp:docPr id="892133701" name="Image 4"/>
-          <wp:cNvGraphicFramePr>
-            <a:graphicFrameLocks xmlns:a="http://schemas.openxmlformats.org/drawingml/2006/main"/>
-          </wp:cNvGraphicFramePr>
-          <a:graphic xmlns:a="http://schemas.openxmlformats.org/drawingml/2006/main">
-            <a:graphicData uri="http://schemas.openxmlformats.org/drawingml/2006/picture">
-              <pic:pic xmlns:pic="http://schemas.openxmlformats.org/drawingml/2006/picture">
-                <pic:nvPicPr>
-                  <pic:cNvPr id="4" name="Image 4"/>
-                  <pic:cNvPicPr/>
-                </pic:nvPicPr>
-                <pic:blipFill>
-                  <a:blip r:embed="rId1" cstate="print"/>
-                  <a:stretch>
-                    <a:fillRect/>
-                  </a:stretch>
-                </pic:blipFill>
-                <pic:spPr>
-                  <a:xfrm>
-                    <a:off x="0" y="0"/>
-                    <a:ext cx="2179318" cy="626745"/>
-                  </a:xfrm>
-                  <a:prstGeom prst="rect">
-                    <a:avLst/>
-                  </a:prstGeom>
-                </pic:spPr>
-              </pic:pic>
-            </a:graphicData>
-          </a:graphic>
-        </wp:anchor>
-      </w:drawing>
-    </w:r>
-    <w:r>
-      <w:t xml:space="preserve">                        </w:t>
-    </w:r>
-    <w:r>
-      <w:tab/>
-    </w:r>
-    <w:r>
-      <w:tab/>
-    </w:r>
-  </w:p>
-  <w:p>
-    <w:pPr>
-      <w:pStyle w:val="Header"/>
-    </w:pPr>
-    <w:r>
-      <w:tab/>
-    </w:r>
-    <w:r>
-      <w:tab/>
-    </w:r>
-    <w:r>
-      <w:t>2.Literature Survey</w:t>
-    </w:r>
-  </w:p>
-</w:hdr>
-</file>
-
-<file path=word/header6.xml><?xml version="1.0" encoding="utf-8"?>
-<w:hdr xmlns:wpc="http://schemas.microsoft.com/office/word/2010/wordprocessingCanvas" xmlns:cx="http://schemas.microsoft.com/office/drawing/2014/chartex" xmlns:cx1="http://schemas.microsoft.com/office/drawing/2015/9/8/chartex" xmlns:cx2="http://schemas.microsoft.com/office/drawing/2015/10/21/chartex" xmlns:cx3="http://schemas.microsoft.com/office/drawing/2016/5/9/chartex" xmlns:cx4="http://schemas.microsoft.com/office/drawing/2016/5/10/chartex" xmlns:cx5="http://schemas.microsoft.com/office/drawing/2016/5/11/chartex" xmlns:cx6="http://schemas.microsoft.com/office/drawing/2016/5/12/chartex" xmlns:cx7="http://schemas.microsoft.com/office/drawing/2016/5/13/chartex" xmlns:cx8="http://schemas.microsoft.com/office/drawing/2016/5/14/chartex" xmlns:mc="http://schemas.openxmlformats.org/markup-compatibility/2006" xmlns:aink="http://schemas.microsoft.com/office/drawing/2016/ink" xmlns:am3d="http://schemas.microsoft.com/office/drawing/2017/model3d" xmlns:o="urn:schemas-microsoft-com:office:office" xmlns:oel="http://schemas.microsoft.com/office/2019/extlst" xmlns:r="http://schemas.openxmlformats.org/officeDocument/2006/relationships" xmlns:m="http://schemas.openxmlformats.org/officeDocument/2006/math" xmlns:v="urn:schemas-microsoft-com:vml" xmlns:wp14="http://schemas.microsoft.com/office/word/2010/wordprocessingDrawing" xmlns:wp="http://schemas.openxmlformats.org/drawingml/2006/wordprocessingDrawing" xmlns:w10="urn:schemas-microsoft-com:office:word" xmlns:w="http://schemas.openxmlformats.org/wordprocessingml/2006/main" xmlns:w14="http://schemas.microsoft.com/office/word/2010/wordml" xmlns:w15="http://schemas.microsoft.com/office/word/2012/wordml" xmlns:w16cex="http://schemas.microsoft.com/office/word/2018/wordml/cex" xmlns:w16cid="http://schemas.microsoft.com/office/word/2016/wordml/cid" xmlns:w16="http://schemas.microsoft.com/office/word/2018/wordml" xmlns:w16du="http://schemas.microsoft.com/office/word/2023/wordml/word16du" xmlns:w16sdtdh="http://schemas.microsoft.com/office/word/2020/wordml/sdtdatahash" xmlns:w16sdtfl="http://schemas.microsoft.com/office/word/2024/wordml/sdtformatlock" xmlns:w16se="http://schemas.microsoft.com/office/word/2015/wordml/symex" xmlns:wpg="http://schemas.microsoft.com/office/word/2010/wordprocessingGroup" xmlns:wpi="http://schemas.microsoft.com/office/word/2010/wordprocessingInk" xmlns:wne="http://schemas.microsoft.com/office/word/2006/wordml" xmlns:wps="http://schemas.microsoft.com/office/word/2010/wordprocessingShape" mc:Ignorable="w14 w15 w16se w16cid w16 w16cex w16sdtdh w16sdtfl w16du wp14">
-  <w:p>
-    <w:pPr>
-      <w:pStyle w:val="Header"/>
-    </w:pPr>
-    <w:r>
-      <w:rPr>
-        <w:noProof/>
-        <w:sz w:val="20"/>
-      </w:rPr>
-      <w:drawing>
-        <wp:anchor distT="0" distB="0" distL="0" distR="0" simplePos="0" relativeHeight="251659264" behindDoc="0" locked="0" layoutInCell="1" allowOverlap="1" wp14:anchorId="78B197EC" wp14:editId="4604DE00">
-          <wp:simplePos x="0" y="0"/>
-          <wp:positionH relativeFrom="page">
-            <wp:posOffset>2791691</wp:posOffset>
-          </wp:positionH>
-          <wp:positionV relativeFrom="paragraph">
-            <wp:posOffset>110374</wp:posOffset>
-          </wp:positionV>
-          <wp:extent cx="2178685" cy="626745"/>
-          <wp:effectExtent l="0" t="0" r="0" b="1905"/>
-          <wp:wrapNone/>
-          <wp:docPr id="914929965" name="Image 4"/>
-          <wp:cNvGraphicFramePr>
-            <a:graphicFrameLocks xmlns:a="http://schemas.openxmlformats.org/drawingml/2006/main"/>
-          </wp:cNvGraphicFramePr>
-          <a:graphic xmlns:a="http://schemas.openxmlformats.org/drawingml/2006/main">
-            <a:graphicData uri="http://schemas.openxmlformats.org/drawingml/2006/picture">
-              <pic:pic xmlns:pic="http://schemas.openxmlformats.org/drawingml/2006/picture">
-                <pic:nvPicPr>
-                  <pic:cNvPr id="4" name="Image 4"/>
-                  <pic:cNvPicPr/>
-                </pic:nvPicPr>
-                <pic:blipFill>
-                  <a:blip r:embed="rId1" cstate="print"/>
-                  <a:stretch>
-                    <a:fillRect/>
-                  </a:stretch>
-                </pic:blipFill>
-                <pic:spPr>
-                  <a:xfrm>
-                    <a:off x="0" y="0"/>
-                    <a:ext cx="2178685" cy="626745"/>
-                  </a:xfrm>
-                  <a:prstGeom prst="rect">
-                    <a:avLst/>
-                  </a:prstGeom>
-                </pic:spPr>
-              </pic:pic>
-            </a:graphicData>
-          </a:graphic>
-        </wp:anchor>
-      </w:drawing>
-    </w:r>
-    <w:r>
-      <w:tab/>
-    </w:r>
-    <w:r>
-      <w:tab/>
-    </w:r>
-  </w:p>
-  <w:p>
-    <w:pPr>
-      <w:pStyle w:val="Header"/>
-    </w:pPr>
-    <w:r>
-      <w:tab/>
-    </w:r>
-    <w:r>
-      <w:tab/>
-    </w:r>
-    <w:r>
-      <w:t>2.Literature Survey</w:t>
-    </w:r>
-    <w:r>
-      <w:tab/>
-    </w:r>
-    <w:r>
-      <w:tab/>
-    </w:r>
-  </w:p>
-  <w:p>
-    <w:pPr>
-      <w:pStyle w:val="Header"/>
-    </w:pPr>
-    <w:r>
-      <w:tab/>
-    </w:r>
-    <w:r>
-      <w:tab/>
-    </w:r>
-  </w:p>
-</w:hdr>
-</file>
-
-<file path=word/header7.xml><?xml version="1.0" encoding="utf-8"?>
-<w:hdr xmlns:wpc="http://schemas.microsoft.com/office/word/2010/wordprocessingCanvas" xmlns:cx="http://schemas.microsoft.com/office/drawing/2014/chartex" xmlns:cx1="http://schemas.microsoft.com/office/drawing/2015/9/8/chartex" xmlns:cx2="http://schemas.microsoft.com/office/drawing/2015/10/21/chartex" xmlns:cx3="http://schemas.microsoft.com/office/drawing/2016/5/9/chartex" xmlns:cx4="http://schemas.microsoft.com/office/drawing/2016/5/10/chartex" xmlns:cx5="http://schemas.microsoft.com/office/drawing/2016/5/11/chartex" xmlns:cx6="http://schemas.microsoft.com/office/drawing/2016/5/12/chartex" xmlns:cx7="http://schemas.microsoft.com/office/drawing/2016/5/13/chartex" xmlns:cx8="http://schemas.microsoft.com/office/drawing/2016/5/14/chartex" xmlns:mc="http://schemas.openxmlformats.org/markup-compatibility/2006" xmlns:aink="http://schemas.microsoft.com/office/drawing/2016/ink" xmlns:am3d="http://schemas.microsoft.com/office/drawing/2017/model3d" xmlns:o="urn:schemas-microsoft-com:office:office" xmlns:oel="http://schemas.microsoft.com/office/2019/extlst" xmlns:r="http://schemas.openxmlformats.org/officeDocument/2006/relationships" xmlns:m="http://schemas.openxmlformats.org/officeDocument/2006/math" xmlns:v="urn:schemas-microsoft-com:vml" xmlns:wp14="http://schemas.microsoft.com/office/word/2010/wordprocessingDrawing" xmlns:wp="http://schemas.openxmlformats.org/drawingml/2006/wordprocessingDrawing" xmlns:w10="urn:schemas-microsoft-com:office:word" xmlns:w="http://schemas.openxmlformats.org/wordprocessingml/2006/main" xmlns:w14="http://schemas.microsoft.com/office/word/2010/wordml" xmlns:w15="http://schemas.microsoft.com/office/word/2012/wordml" xmlns:w16cex="http://schemas.microsoft.com/office/word/2018/wordml/cex" xmlns:w16cid="http://schemas.microsoft.com/office/word/2016/wordml/cid" xmlns:w16="http://schemas.microsoft.com/office/word/2018/wordml" xmlns:w16du="http://schemas.microsoft.com/office/word/2023/wordml/word16du" xmlns:w16sdtdh="http://schemas.microsoft.com/office/word/2020/wordml/sdtdatahash" xmlns:w16sdtfl="http://schemas.microsoft.com/office/word/2024/wordml/sdtformatlock" xmlns:w16se="http://schemas.microsoft.com/office/word/2015/wordml/symex" xmlns:wpg="http://schemas.microsoft.com/office/word/2010/wordprocessingGroup" xmlns:wpi="http://schemas.microsoft.com/office/word/2010/wordprocessingInk" xmlns:wne="http://schemas.microsoft.com/office/word/2006/wordml" xmlns:wps="http://schemas.microsoft.com/office/word/2010/wordprocessingShape" mc:Ignorable="w14 w15 w16se w16cid w16 w16cex w16sdtdh w16sdtfl w16du wp14">
-  <w:p>
-    <w:pPr>
-      <w:pStyle w:val="Header"/>
-    </w:pPr>
-    <w:r>
-      <w:rPr>
-        <w:noProof/>
-        <w:sz w:val="20"/>
-      </w:rPr>
-      <w:drawing>
-        <wp:anchor distT="0" distB="0" distL="0" distR="0" simplePos="0" relativeHeight="251661312" behindDoc="1" locked="0" layoutInCell="1" allowOverlap="1" wp14:anchorId="6DE6E53E" wp14:editId="0B8C83DB">
-          <wp:simplePos x="0" y="0"/>
-          <wp:positionH relativeFrom="page">
-            <wp:posOffset>2796540</wp:posOffset>
-          </wp:positionH>
-          <wp:positionV relativeFrom="page">
-            <wp:posOffset>129540</wp:posOffset>
-          </wp:positionV>
-          <wp:extent cx="2179318" cy="626745"/>
-          <wp:effectExtent l="0" t="0" r="0" b="1905"/>
-          <wp:wrapTopAndBottom/>
-          <wp:docPr id="1183707191" name="Image 4"/>
-          <wp:cNvGraphicFramePr>
-            <a:graphicFrameLocks xmlns:a="http://schemas.openxmlformats.org/drawingml/2006/main"/>
-          </wp:cNvGraphicFramePr>
-          <a:graphic xmlns:a="http://schemas.openxmlformats.org/drawingml/2006/main">
-            <a:graphicData uri="http://schemas.openxmlformats.org/drawingml/2006/picture">
-              <pic:pic xmlns:pic="http://schemas.openxmlformats.org/drawingml/2006/picture">
-                <pic:nvPicPr>
-                  <pic:cNvPr id="4" name="Image 4"/>
-                  <pic:cNvPicPr/>
-                </pic:nvPicPr>
-                <pic:blipFill>
-                  <a:blip r:embed="rId1" cstate="print"/>
-                  <a:stretch>
-                    <a:fillRect/>
-                  </a:stretch>
-                </pic:blipFill>
-                <pic:spPr>
-                  <a:xfrm>
-                    <a:off x="0" y="0"/>
-                    <a:ext cx="2179318" cy="626745"/>
-                  </a:xfrm>
-                  <a:prstGeom prst="rect">
-                    <a:avLst/>
-                  </a:prstGeom>
-                </pic:spPr>
-              </pic:pic>
-            </a:graphicData>
-          </a:graphic>
-        </wp:anchor>
-      </w:drawing>
-    </w:r>
-    <w:r>
-      <w:t xml:space="preserve">                        </w:t>
-    </w:r>
-    <w:r>
-      <w:tab/>
-    </w:r>
-    <w:r>
-      <w:tab/>
-    </w:r>
-  </w:p>
-  <w:p>
-    <w:pPr>
-      <w:pStyle w:val="Header"/>
-    </w:pPr>
-    <w:r>
-      <w:tab/>
-    </w:r>
-    <w:r>
-      <w:tab/>
-      <w:t>3.Methodology</w:t>
-    </w:r>
-  </w:p>
-</w:hdr>
-</file>
-
-<file path=word/header8.xml><?xml version="1.0" encoding="utf-8"?>
-<w:hdr xmlns:wpc="http://schemas.microsoft.com/office/word/2010/wordprocessingCanvas" xmlns:cx="http://schemas.microsoft.com/office/drawing/2014/chartex" xmlns:cx1="http://schemas.microsoft.com/office/drawing/2015/9/8/chartex" xmlns:cx2="http://schemas.microsoft.com/office/drawing/2015/10/21/chartex" xmlns:cx3="http://schemas.microsoft.com/office/drawing/2016/5/9/chartex" xmlns:cx4="http://schemas.microsoft.com/office/drawing/2016/5/10/chartex" xmlns:cx5="http://schemas.microsoft.com/office/drawing/2016/5/11/chartex" xmlns:cx6="http://schemas.microsoft.com/office/drawing/2016/5/12/chartex" xmlns:cx7="http://schemas.microsoft.com/office/drawing/2016/5/13/chartex" xmlns:cx8="http://schemas.microsoft.com/office/drawing/2016/5/14/chartex" xmlns:mc="http://schemas.openxmlformats.org/markup-compatibility/2006" xmlns:aink="http://schemas.microsoft.com/office/drawing/2016/ink" xmlns:am3d="http://schemas.microsoft.com/office/drawing/2017/model3d" xmlns:o="urn:schemas-microsoft-com:office:office" xmlns:oel="http://schemas.microsoft.com/office/2019/extlst" xmlns:r="http://schemas.openxmlformats.org/officeDocument/2006/relationships" xmlns:m="http://schemas.openxmlformats.org/officeDocument/2006/math" xmlns:v="urn:schemas-microsoft-com:vml" xmlns:wp14="http://schemas.microsoft.com/office/word/2010/wordprocessingDrawing" xmlns:wp="http://schemas.openxmlformats.org/drawingml/2006/wordprocessingDrawing" xmlns:w10="urn:schemas-microsoft-com:office:word" xmlns:w="http://schemas.openxmlformats.org/wordprocessingml/2006/main" xmlns:w14="http://schemas.microsoft.com/office/word/2010/wordml" xmlns:w15="http://schemas.microsoft.com/office/word/2012/wordml" xmlns:w16cex="http://schemas.microsoft.com/office/word/2018/wordml/cex" xmlns:w16cid="http://schemas.microsoft.com/office/word/2016/wordml/cid" xmlns:w16="http://schemas.microsoft.com/office/word/2018/wordml" xmlns:w16du="http://schemas.microsoft.com/office/word/2023/wordml/word16du" xmlns:w16sdtdh="http://schemas.microsoft.com/office/word/2020/wordml/sdtdatahash" xmlns:w16sdtfl="http://schemas.microsoft.com/office/word/2024/wordml/sdtformatlock" xmlns:w16se="http://schemas.microsoft.com/office/word/2015/wordml/symex" xmlns:wpg="http://schemas.microsoft.com/office/word/2010/wordprocessingGroup" xmlns:wpi="http://schemas.microsoft.com/office/word/2010/wordprocessingInk" xmlns:wne="http://schemas.microsoft.com/office/word/2006/wordml" xmlns:wps="http://schemas.microsoft.com/office/word/2010/wordprocessingShape" mc:Ignorable="w14 w15 w16se w16cid w16 w16cex w16sdtdh w16sdtfl w16du wp14">
-  <w:p>
-    <w:pPr>
-      <w:pStyle w:val="Header"/>
-    </w:pPr>
-    <w:r>
-      <w:rPr>
-        <w:noProof/>
-        <w:sz w:val="20"/>
-      </w:rPr>
-      <w:drawing>
-        <wp:anchor distT="0" distB="0" distL="0" distR="0" simplePos="0" relativeHeight="251656192" behindDoc="0" locked="0" layoutInCell="1" allowOverlap="1" wp14:anchorId="502E5E09" wp14:editId="709F0F96">
-          <wp:simplePos x="0" y="0"/>
-          <wp:positionH relativeFrom="page">
-            <wp:posOffset>2791691</wp:posOffset>
-          </wp:positionH>
-          <wp:positionV relativeFrom="paragraph">
-            <wp:posOffset>110374</wp:posOffset>
-          </wp:positionV>
-          <wp:extent cx="2178685" cy="626745"/>
-          <wp:effectExtent l="0" t="0" r="0" b="1905"/>
-          <wp:wrapNone/>
-          <wp:docPr id="791791388" name="Image 4"/>
-          <wp:cNvGraphicFramePr>
-            <a:graphicFrameLocks xmlns:a="http://schemas.openxmlformats.org/drawingml/2006/main"/>
-          </wp:cNvGraphicFramePr>
-          <a:graphic xmlns:a="http://schemas.openxmlformats.org/drawingml/2006/main">
-            <a:graphicData uri="http://schemas.openxmlformats.org/drawingml/2006/picture">
-              <pic:pic xmlns:pic="http://schemas.openxmlformats.org/drawingml/2006/picture">
-                <pic:nvPicPr>
-                  <pic:cNvPr id="4" name="Image 4"/>
-                  <pic:cNvPicPr/>
-                </pic:nvPicPr>
-                <pic:blipFill>
-                  <a:blip r:embed="rId1" cstate="print"/>
-                  <a:stretch>
-                    <a:fillRect/>
-                  </a:stretch>
-                </pic:blipFill>
-                <pic:spPr>
-                  <a:xfrm>
-                    <a:off x="0" y="0"/>
-                    <a:ext cx="2178685" cy="626745"/>
-                  </a:xfrm>
-                  <a:prstGeom prst="rect">
-                    <a:avLst/>
-                  </a:prstGeom>
-                </pic:spPr>
-              </pic:pic>
-            </a:graphicData>
-          </a:graphic>
-        </wp:anchor>
-      </w:drawing>
-    </w:r>
-    <w:r>
-      <w:tab/>
-    </w:r>
-    <w:r>
-      <w:tab/>
-    </w:r>
-  </w:p>
-  <w:p>
-    <w:pPr>
-      <w:pStyle w:val="Header"/>
-    </w:pPr>
-    <w:r>
-      <w:tab/>
-    </w:r>
-    <w:r>
-      <w:tab/>
-      <w:t>3.Methodology</w:t>
-    </w:r>
-    <w:r>
-      <w:tab/>
-    </w:r>
-    <w:r>
-      <w:tab/>
-    </w:r>
-  </w:p>
-  <w:p>
-    <w:pPr>
-      <w:pStyle w:val="Header"/>
-    </w:pPr>
-    <w:r>
-      <w:tab/>
-    </w:r>
-    <w:r>
-      <w:tab/>
-    </w:r>
-  </w:p>
-</w:hdr>
-</file>
-
-<file path=word/header9.xml><?xml version="1.0" encoding="utf-8"?>
-<w:hdr xmlns:wpc="http://schemas.microsoft.com/office/word/2010/wordprocessingCanvas" xmlns:cx="http://schemas.microsoft.com/office/drawing/2014/chartex" xmlns:cx1="http://schemas.microsoft.com/office/drawing/2015/9/8/chartex" xmlns:cx2="http://schemas.microsoft.com/office/drawing/2015/10/21/chartex" xmlns:cx3="http://schemas.microsoft.com/office/drawing/2016/5/9/chartex" xmlns:cx4="http://schemas.microsoft.com/office/drawing/2016/5/10/chartex" xmlns:cx5="http://schemas.microsoft.com/office/drawing/2016/5/11/chartex" xmlns:cx6="http://schemas.microsoft.com/office/drawing/2016/5/12/chartex" xmlns:cx7="http://schemas.microsoft.com/office/drawing/2016/5/13/chartex" xmlns:cx8="http://schemas.microsoft.com/office/drawing/2016/5/14/chartex" xmlns:mc="http://schemas.openxmlformats.org/markup-compatibility/2006" xmlns:aink="http://schemas.microsoft.com/office/drawing/2016/ink" xmlns:am3d="http://schemas.microsoft.com/office/drawing/2017/model3d" xmlns:o="urn:schemas-microsoft-com:office:office" xmlns:oel="http://schemas.microsoft.com/office/2019/extlst" xmlns:r="http://schemas.openxmlformats.org/officeDocument/2006/relationships" xmlns:m="http://schemas.openxmlformats.org/officeDocument/2006/math" xmlns:v="urn:schemas-microsoft-com:vml" xmlns:wp14="http://schemas.microsoft.com/office/word/2010/wordprocessingDrawing" xmlns:wp="http://schemas.openxmlformats.org/drawingml/2006/wordprocessingDrawing" xmlns:w10="urn:schemas-microsoft-com:office:word" xmlns:w="http://schemas.openxmlformats.org/wordprocessingml/2006/main" xmlns:w14="http://schemas.microsoft.com/office/word/2010/wordml" xmlns:w15="http://schemas.microsoft.com/office/word/2012/wordml" xmlns:w16cex="http://schemas.microsoft.com/office/word/2018/wordml/cex" xmlns:w16cid="http://schemas.microsoft.com/office/word/2016/wordml/cid" xmlns:w16="http://schemas.microsoft.com/office/word/2018/wordml" xmlns:w16du="http://schemas.microsoft.com/office/word/2023/wordml/word16du" xmlns:w16sdtdh="http://schemas.microsoft.com/office/word/2020/wordml/sdtdatahash" xmlns:w16sdtfl="http://schemas.microsoft.com/office/word/2024/wordml/sdtformatlock" xmlns:w16se="http://schemas.microsoft.com/office/word/2015/wordml/symex" xmlns:wpg="http://schemas.microsoft.com/office/word/2010/wordprocessingGroup" xmlns:wpi="http://schemas.microsoft.com/office/word/2010/wordprocessingInk" xmlns:wne="http://schemas.microsoft.com/office/word/2006/wordml" xmlns:wps="http://schemas.microsoft.com/office/word/2010/wordprocessingShape" mc:Ignorable="w14 w15 w16se w16cid w16 w16cex w16sdtdh w16sdtfl w16du wp14">
-  <w:p>
-    <w:pPr>
-      <w:pStyle w:val="Header"/>
-    </w:pPr>
-    <w:r>
-      <w:rPr>
-        <w:noProof/>
-        <w:sz w:val="20"/>
-      </w:rPr>
-      <w:drawing>
-        <wp:anchor distT="0" distB="0" distL="0" distR="0" simplePos="0" relativeHeight="251649024" behindDoc="1" locked="0" layoutInCell="1" allowOverlap="1" wp14:anchorId="4613F83A" wp14:editId="1C1F0F8E">
-          <wp:simplePos x="0" y="0"/>
-          <wp:positionH relativeFrom="page">
-            <wp:posOffset>2796540</wp:posOffset>
-          </wp:positionH>
-          <wp:positionV relativeFrom="page">
-            <wp:posOffset>129540</wp:posOffset>
-          </wp:positionV>
-          <wp:extent cx="2179318" cy="626745"/>
-          <wp:effectExtent l="0" t="0" r="0" b="1905"/>
-          <wp:wrapTopAndBottom/>
-          <wp:docPr id="475512784" name="Image 4"/>
-          <wp:cNvGraphicFramePr>
-            <a:graphicFrameLocks xmlns:a="http://schemas.openxmlformats.org/drawingml/2006/main"/>
-          </wp:cNvGraphicFramePr>
-          <a:graphic xmlns:a="http://schemas.openxmlformats.org/drawingml/2006/main">
-            <a:graphicData uri="http://schemas.openxmlformats.org/drawingml/2006/picture">
-              <pic:pic xmlns:pic="http://schemas.openxmlformats.org/drawingml/2006/picture">
-                <pic:nvPicPr>
-                  <pic:cNvPr id="4" name="Image 4"/>
-                  <pic:cNvPicPr/>
-                </pic:nvPicPr>
-                <pic:blipFill>
-                  <a:blip r:embed="rId1" cstate="print"/>
-                  <a:stretch>
-                    <a:fillRect/>
-                  </a:stretch>
-                </pic:blipFill>
-                <pic:spPr>
-                  <a:xfrm>
-                    <a:off x="0" y="0"/>
-                    <a:ext cx="2179318" cy="626745"/>
-                  </a:xfrm>
-                  <a:prstGeom prst="rect">
-                    <a:avLst/>
-                  </a:prstGeom>
-                </pic:spPr>
-              </pic:pic>
-            </a:graphicData>
-          </a:graphic>
-        </wp:anchor>
-      </w:drawing>
-    </w:r>
-    <w:r>
-      <w:tab/>
-    </w:r>
-  </w:p>
-  <w:p>
-    <w:pPr>
-      <w:pStyle w:val="Header"/>
-    </w:pPr>
-    <w:r>
-      <w:tab/>
-    </w:r>
-    <w:r>
-      <w:tab/>
-    </w:r>
-    <w:r>
-      <w:t xml:space="preserve">    </w:t>
-    </w:r>
-    <w:r>
-      <w:t>4. Proposed work &amp; output</w:t>
     </w:r>
   </w:p>
 </w:hdr>
